--- a/数据库介绍/数据库介绍.docx
+++ b/数据库介绍/数据库介绍.docx
@@ -40,7 +40,7 @@
       <w:tr>
         <w:tc>
           <w:tcPr>
-            <w:tcW w:w="1543" w:type="dxa"/>
+            <w:tcW w:w="1502" w:type="dxa"/>
             <w:tcBorders>
               <w:top w:val="single" w:sz="4" w:space="0" w:color="auto"/>
               <w:left w:val="single" w:sz="4" w:space="0" w:color="auto"/>
@@ -66,7 +66,7 @@
         </w:tc>
         <w:tc>
           <w:tcPr>
-            <w:tcW w:w="1700" w:type="dxa"/>
+            <w:tcW w:w="1617" w:type="dxa"/>
             <w:tcBorders>
               <w:top w:val="single" w:sz="4" w:space="0" w:color="auto"/>
               <w:left w:val="single" w:sz="4" w:space="0" w:color="auto"/>
@@ -92,7 +92,7 @@
         </w:tc>
         <w:tc>
           <w:tcPr>
-            <w:tcW w:w="5154" w:type="dxa"/>
+            <w:tcW w:w="4712" w:type="dxa"/>
             <w:tcBorders>
               <w:top w:val="single" w:sz="4" w:space="0" w:color="auto"/>
               <w:left w:val="single" w:sz="4" w:space="0" w:color="auto"/>
@@ -120,7 +120,7 @@
       <w:tr>
         <w:tc>
           <w:tcPr>
-            <w:tcW w:w="1543" w:type="dxa"/>
+            <w:tcW w:w="1502" w:type="dxa"/>
             <w:tcBorders>
               <w:top w:val="single" w:sz="4" w:space="0" w:color="auto"/>
               <w:left w:val="single" w:sz="4" w:space="0" w:color="auto"/>
@@ -152,7 +152,7 @@
         </w:tc>
         <w:tc>
           <w:tcPr>
-            <w:tcW w:w="1700" w:type="dxa"/>
+            <w:tcW w:w="1617" w:type="dxa"/>
             <w:tcBorders>
               <w:top w:val="single" w:sz="4" w:space="0" w:color="auto"/>
               <w:left w:val="single" w:sz="4" w:space="0" w:color="auto"/>
@@ -178,46 +178,33 @@
         </w:tc>
         <w:tc>
           <w:tcPr>
-            <w:tcW w:w="5154" w:type="dxa"/>
-            <w:tcBorders>
-              <w:top w:val="single" w:sz="4" w:space="0" w:color="auto"/>
-              <w:left w:val="single" w:sz="4" w:space="0" w:color="auto"/>
-              <w:bottom w:val="single" w:sz="4" w:space="0" w:color="auto"/>
-              <w:right w:val="single" w:sz="4" w:space="0" w:color="auto"/>
-            </w:tcBorders>
-            <w:hideMark/>
-          </w:tcPr>
-          <w:p>
-            <w:pPr>
-              <w:rPr>
-                <w:rFonts w:hint="eastAsia"/>
-                <w:bCs/>
-              </w:rPr>
-            </w:pPr>
-            <w:r>
-              <w:rPr>
-                <w:rFonts w:hint="eastAsia"/>
-                <w:bCs/>
-              </w:rPr>
-              <w:t>长度为1</w:t>
-            </w:r>
-            <w:r>
-              <w:rPr>
-                <w:bCs/>
-              </w:rPr>
-              <w:t>2</w:t>
-            </w:r>
-            <w:r>
-              <w:rPr>
-                <w:bCs/>
-              </w:rPr>
-              <w:t>~</w:t>
-            </w:r>
-            <w:r>
-              <w:rPr>
-                <w:bCs/>
-              </w:rPr>
-              <w:t>15</w:t>
+            <w:tcW w:w="4712" w:type="dxa"/>
+            <w:tcBorders>
+              <w:top w:val="single" w:sz="4" w:space="0" w:color="auto"/>
+              <w:left w:val="single" w:sz="4" w:space="0" w:color="auto"/>
+              <w:bottom w:val="single" w:sz="4" w:space="0" w:color="auto"/>
+              <w:right w:val="single" w:sz="4" w:space="0" w:color="auto"/>
+            </w:tcBorders>
+            <w:hideMark/>
+          </w:tcPr>
+          <w:p>
+            <w:pPr>
+              <w:rPr>
+                <w:bCs/>
+              </w:rPr>
+            </w:pPr>
+            <w:r>
+              <w:rPr>
+                <w:rFonts w:hint="eastAsia"/>
+                <w:bCs/>
+              </w:rPr>
+              <w:t>长度为</w:t>
+            </w:r>
+            <w:r>
+              <w:rPr>
+                <w:bCs/>
+              </w:rPr>
+              <w:t>8</w:t>
             </w:r>
             <w:r>
               <w:rPr>
@@ -239,46 +226,42 @@
       <w:tr>
         <w:tc>
           <w:tcPr>
-            <w:tcW w:w="1543" w:type="dxa"/>
-            <w:tcBorders>
-              <w:top w:val="single" w:sz="4" w:space="0" w:color="auto"/>
-              <w:left w:val="single" w:sz="4" w:space="0" w:color="auto"/>
-              <w:bottom w:val="single" w:sz="4" w:space="0" w:color="auto"/>
-              <w:right w:val="single" w:sz="4" w:space="0" w:color="auto"/>
-            </w:tcBorders>
-            <w:hideMark/>
-          </w:tcPr>
-          <w:p>
-            <w:pPr>
-              <w:rPr>
-                <w:rFonts w:hint="eastAsia"/>
-                <w:bCs/>
-              </w:rPr>
-            </w:pPr>
-            <w:r>
-              <w:rPr>
-                <w:rFonts w:hint="eastAsia"/>
-                <w:bCs/>
-              </w:rPr>
-              <w:t>Account</w:t>
-            </w:r>
-          </w:p>
-        </w:tc>
-        <w:tc>
-          <w:tcPr>
-            <w:tcW w:w="1700" w:type="dxa"/>
-            <w:tcBorders>
-              <w:top w:val="single" w:sz="4" w:space="0" w:color="auto"/>
-              <w:left w:val="single" w:sz="4" w:space="0" w:color="auto"/>
-              <w:bottom w:val="single" w:sz="4" w:space="0" w:color="auto"/>
-              <w:right w:val="single" w:sz="4" w:space="0" w:color="auto"/>
-            </w:tcBorders>
-            <w:hideMark/>
-          </w:tcPr>
-          <w:p>
-            <w:pPr>
-              <w:rPr>
-                <w:rFonts w:hint="eastAsia"/>
+            <w:tcW w:w="1502" w:type="dxa"/>
+            <w:tcBorders>
+              <w:top w:val="single" w:sz="4" w:space="0" w:color="auto"/>
+              <w:left w:val="single" w:sz="4" w:space="0" w:color="auto"/>
+              <w:bottom w:val="single" w:sz="4" w:space="0" w:color="auto"/>
+              <w:right w:val="single" w:sz="4" w:space="0" w:color="auto"/>
+            </w:tcBorders>
+          </w:tcPr>
+          <w:p>
+            <w:pPr>
+              <w:rPr>
+                <w:bCs/>
+              </w:rPr>
+            </w:pPr>
+            <w:r>
+              <w:rPr>
+                <w:rFonts w:hint="eastAsia"/>
+                <w:bCs/>
+              </w:rPr>
+              <w:t>Password</w:t>
+            </w:r>
+          </w:p>
+        </w:tc>
+        <w:tc>
+          <w:tcPr>
+            <w:tcW w:w="1617" w:type="dxa"/>
+            <w:tcBorders>
+              <w:top w:val="single" w:sz="4" w:space="0" w:color="auto"/>
+              <w:left w:val="single" w:sz="4" w:space="0" w:color="auto"/>
+              <w:bottom w:val="single" w:sz="4" w:space="0" w:color="auto"/>
+              <w:right w:val="single" w:sz="4" w:space="0" w:color="auto"/>
+            </w:tcBorders>
+          </w:tcPr>
+          <w:p>
+            <w:pPr>
+              <w:rPr>
                 <w:bCs/>
               </w:rPr>
             </w:pPr>
@@ -293,54 +276,39 @@
         </w:tc>
         <w:tc>
           <w:tcPr>
-            <w:tcW w:w="5154" w:type="dxa"/>
-            <w:tcBorders>
-              <w:top w:val="single" w:sz="4" w:space="0" w:color="auto"/>
-              <w:left w:val="single" w:sz="4" w:space="0" w:color="auto"/>
-              <w:bottom w:val="single" w:sz="4" w:space="0" w:color="auto"/>
-              <w:right w:val="single" w:sz="4" w:space="0" w:color="auto"/>
-            </w:tcBorders>
-            <w:hideMark/>
-          </w:tcPr>
-          <w:p>
-            <w:pPr>
-              <w:rPr>
-                <w:bCs/>
-              </w:rPr>
-            </w:pPr>
-            <w:r>
-              <w:rPr>
-                <w:rFonts w:hint="eastAsia"/>
-                <w:bCs/>
-              </w:rPr>
-              <w:t>长度为</w:t>
-            </w:r>
-            <w:r>
-              <w:rPr>
-                <w:rFonts w:hint="eastAsia"/>
-                <w:bCs/>
-              </w:rPr>
-              <w:t>1</w:t>
-            </w:r>
-            <w:r>
-              <w:rPr>
-                <w:bCs/>
-              </w:rPr>
-              <w:t>0~12</w:t>
-            </w:r>
-            <w:r>
-              <w:rPr>
-                <w:rFonts w:hint="eastAsia"/>
-                <w:bCs/>
-              </w:rPr>
-              <w:t>，非空</w:t>
-            </w:r>
-            <w:r>
-              <w:rPr>
-                <w:rFonts w:hint="eastAsia"/>
-                <w:bCs/>
-              </w:rPr>
-              <w:t>，唯一</w:t>
+            <w:tcW w:w="4712" w:type="dxa"/>
+            <w:tcBorders>
+              <w:top w:val="single" w:sz="4" w:space="0" w:color="auto"/>
+              <w:left w:val="single" w:sz="4" w:space="0" w:color="auto"/>
+              <w:bottom w:val="single" w:sz="4" w:space="0" w:color="auto"/>
+              <w:right w:val="single" w:sz="4" w:space="0" w:color="auto"/>
+            </w:tcBorders>
+          </w:tcPr>
+          <w:p>
+            <w:pPr>
+              <w:rPr>
+                <w:bCs/>
+              </w:rPr>
+            </w:pPr>
+            <w:r>
+              <w:rPr>
+                <w:rFonts w:hint="eastAsia"/>
+                <w:bCs/>
+              </w:rPr>
+              <w:t>长度为8</w:t>
+            </w:r>
+            <w:r>
+              <w:rPr>
+                <w:bCs/>
+              </w:rPr>
+              <w:t>~20</w:t>
+            </w:r>
+            <w:r>
+              <w:rPr>
+                <w:rFonts w:hint="eastAsia"/>
+                <w:bCs/>
+              </w:rPr>
+              <w:t>，非空，需包含数字、字母大小写，可包含特殊符号和下划线</w:t>
             </w:r>
           </w:p>
         </w:tc>
@@ -348,44 +316,48 @@
       <w:tr>
         <w:tc>
           <w:tcPr>
-            <w:tcW w:w="1543" w:type="dxa"/>
-            <w:tcBorders>
-              <w:top w:val="single" w:sz="4" w:space="0" w:color="auto"/>
-              <w:left w:val="single" w:sz="4" w:space="0" w:color="auto"/>
-              <w:bottom w:val="single" w:sz="4" w:space="0" w:color="auto"/>
-              <w:right w:val="single" w:sz="4" w:space="0" w:color="auto"/>
-            </w:tcBorders>
-          </w:tcPr>
-          <w:p>
-            <w:pPr>
-              <w:rPr>
-                <w:rFonts w:hint="eastAsia"/>
-                <w:bCs/>
-              </w:rPr>
-            </w:pPr>
-            <w:r>
-              <w:rPr>
-                <w:rFonts w:hint="eastAsia"/>
-                <w:bCs/>
-              </w:rPr>
-              <w:t>Password</w:t>
-            </w:r>
-          </w:p>
-        </w:tc>
-        <w:tc>
-          <w:tcPr>
-            <w:tcW w:w="1700" w:type="dxa"/>
-            <w:tcBorders>
-              <w:top w:val="single" w:sz="4" w:space="0" w:color="auto"/>
-              <w:left w:val="single" w:sz="4" w:space="0" w:color="auto"/>
-              <w:bottom w:val="single" w:sz="4" w:space="0" w:color="auto"/>
-              <w:right w:val="single" w:sz="4" w:space="0" w:color="auto"/>
-            </w:tcBorders>
-          </w:tcPr>
-          <w:p>
-            <w:pPr>
-              <w:rPr>
-                <w:rFonts w:hint="eastAsia"/>
+            <w:tcW w:w="1502" w:type="dxa"/>
+            <w:tcBorders>
+              <w:top w:val="single" w:sz="4" w:space="0" w:color="auto"/>
+              <w:left w:val="single" w:sz="4" w:space="0" w:color="auto"/>
+              <w:bottom w:val="single" w:sz="4" w:space="0" w:color="auto"/>
+              <w:right w:val="single" w:sz="4" w:space="0" w:color="auto"/>
+            </w:tcBorders>
+          </w:tcPr>
+          <w:p>
+            <w:pPr>
+              <w:rPr>
+                <w:bCs/>
+              </w:rPr>
+            </w:pPr>
+            <w:r>
+              <w:rPr>
+                <w:rFonts w:hint="eastAsia"/>
+                <w:bCs/>
+              </w:rPr>
+              <w:t>Photo</w:t>
+            </w:r>
+            <w:r>
+              <w:rPr>
+                <w:bCs/>
+              </w:rPr>
+              <w:t>_link</w:t>
+            </w:r>
+          </w:p>
+        </w:tc>
+        <w:tc>
+          <w:tcPr>
+            <w:tcW w:w="1617" w:type="dxa"/>
+            <w:tcBorders>
+              <w:top w:val="single" w:sz="4" w:space="0" w:color="auto"/>
+              <w:left w:val="single" w:sz="4" w:space="0" w:color="auto"/>
+              <w:bottom w:val="single" w:sz="4" w:space="0" w:color="auto"/>
+              <w:right w:val="single" w:sz="4" w:space="0" w:color="auto"/>
+            </w:tcBorders>
+          </w:tcPr>
+          <w:p>
+            <w:pPr>
+              <w:rPr>
                 <w:bCs/>
               </w:rPr>
             </w:pPr>
@@ -400,91 +372,62 @@
         </w:tc>
         <w:tc>
           <w:tcPr>
-            <w:tcW w:w="5154" w:type="dxa"/>
-            <w:tcBorders>
-              <w:top w:val="single" w:sz="4" w:space="0" w:color="auto"/>
-              <w:left w:val="single" w:sz="4" w:space="0" w:color="auto"/>
-              <w:bottom w:val="single" w:sz="4" w:space="0" w:color="auto"/>
-              <w:right w:val="single" w:sz="4" w:space="0" w:color="auto"/>
-            </w:tcBorders>
-          </w:tcPr>
-          <w:p>
-            <w:pPr>
-              <w:rPr>
-                <w:rFonts w:hint="eastAsia"/>
-                <w:bCs/>
-              </w:rPr>
-            </w:pPr>
-            <w:r>
-              <w:rPr>
-                <w:rFonts w:hint="eastAsia"/>
-                <w:bCs/>
-              </w:rPr>
-              <w:t>长度为8</w:t>
-            </w:r>
-            <w:r>
-              <w:rPr>
-                <w:bCs/>
-              </w:rPr>
-              <w:t>~20</w:t>
-            </w:r>
-            <w:r>
-              <w:rPr>
-                <w:rFonts w:hint="eastAsia"/>
-                <w:bCs/>
-              </w:rPr>
-              <w:t>，非空，需包含数字、字母大小写，可包含特殊符号和下划线</w:t>
-            </w:r>
+            <w:tcW w:w="4712" w:type="dxa"/>
+            <w:tcBorders>
+              <w:top w:val="single" w:sz="4" w:space="0" w:color="auto"/>
+              <w:left w:val="single" w:sz="4" w:space="0" w:color="auto"/>
+              <w:bottom w:val="single" w:sz="4" w:space="0" w:color="auto"/>
+              <w:right w:val="single" w:sz="4" w:space="0" w:color="auto"/>
+            </w:tcBorders>
+          </w:tcPr>
+          <w:p>
+            <w:pPr>
+              <w:rPr>
+                <w:bCs/>
+              </w:rPr>
+            </w:pPr>
           </w:p>
         </w:tc>
       </w:tr>
       <w:tr>
         <w:tc>
           <w:tcPr>
-            <w:tcW w:w="1543" w:type="dxa"/>
-            <w:tcBorders>
-              <w:top w:val="single" w:sz="4" w:space="0" w:color="auto"/>
-              <w:left w:val="single" w:sz="4" w:space="0" w:color="auto"/>
-              <w:bottom w:val="single" w:sz="4" w:space="0" w:color="auto"/>
-              <w:right w:val="single" w:sz="4" w:space="0" w:color="auto"/>
-            </w:tcBorders>
-          </w:tcPr>
-          <w:p>
-            <w:pPr>
-              <w:rPr>
-                <w:rFonts w:hint="eastAsia"/>
-                <w:bCs/>
-              </w:rPr>
-            </w:pPr>
-            <w:r>
-              <w:rPr>
-                <w:rFonts w:hint="eastAsia"/>
-                <w:bCs/>
-              </w:rPr>
-              <w:t>Photo</w:t>
-            </w:r>
-            <w:r>
-              <w:rPr>
-                <w:bCs/>
-              </w:rPr>
-              <w:t>_link</w:t>
-            </w:r>
-          </w:p>
-        </w:tc>
-        <w:tc>
-          <w:tcPr>
-            <w:tcW w:w="1700" w:type="dxa"/>
-            <w:tcBorders>
-              <w:top w:val="single" w:sz="4" w:space="0" w:color="auto"/>
-              <w:left w:val="single" w:sz="4" w:space="0" w:color="auto"/>
-              <w:bottom w:val="single" w:sz="4" w:space="0" w:color="auto"/>
-              <w:right w:val="single" w:sz="4" w:space="0" w:color="auto"/>
-            </w:tcBorders>
-          </w:tcPr>
-          <w:p>
-            <w:pPr>
-              <w:rPr>
-                <w:rFonts w:hint="eastAsia"/>
+            <w:tcW w:w="1502" w:type="dxa"/>
+            <w:tcBorders>
+              <w:top w:val="single" w:sz="4" w:space="0" w:color="auto"/>
+              <w:left w:val="single" w:sz="4" w:space="0" w:color="auto"/>
+              <w:bottom w:val="single" w:sz="4" w:space="0" w:color="auto"/>
+              <w:right w:val="single" w:sz="4" w:space="0" w:color="auto"/>
+            </w:tcBorders>
+          </w:tcPr>
+          <w:p>
+            <w:pPr>
+              <w:rPr>
+                <w:bCs/>
+              </w:rPr>
+            </w:pPr>
+            <w:r>
+              <w:rPr>
+                <w:rFonts w:hint="eastAsia"/>
+                <w:bCs/>
+              </w:rPr>
+              <w:t>Name</w:t>
+            </w:r>
+          </w:p>
+        </w:tc>
+        <w:tc>
+          <w:tcPr>
+            <w:tcW w:w="1617" w:type="dxa"/>
+            <w:tcBorders>
+              <w:top w:val="single" w:sz="4" w:space="0" w:color="auto"/>
+              <w:left w:val="single" w:sz="4" w:space="0" w:color="auto"/>
+              <w:bottom w:val="single" w:sz="4" w:space="0" w:color="auto"/>
+              <w:right w:val="single" w:sz="4" w:space="0" w:color="auto"/>
+            </w:tcBorders>
+          </w:tcPr>
+          <w:p>
+            <w:pPr>
+              <w:rPr>
                 <w:bCs/>
               </w:rPr>
             </w:pPr>
@@ -499,132 +442,57 @@
         </w:tc>
         <w:tc>
           <w:tcPr>
-            <w:tcW w:w="5154" w:type="dxa"/>
-            <w:tcBorders>
-              <w:top w:val="single" w:sz="4" w:space="0" w:color="auto"/>
-              <w:left w:val="single" w:sz="4" w:space="0" w:color="auto"/>
-              <w:bottom w:val="single" w:sz="4" w:space="0" w:color="auto"/>
-              <w:right w:val="single" w:sz="4" w:space="0" w:color="auto"/>
-            </w:tcBorders>
-          </w:tcPr>
-          <w:p>
-            <w:pPr>
-              <w:rPr>
-                <w:rFonts w:hint="eastAsia"/>
-                <w:bCs/>
-              </w:rPr>
-            </w:pPr>
+            <w:tcW w:w="4712" w:type="dxa"/>
+            <w:tcBorders>
+              <w:top w:val="single" w:sz="4" w:space="0" w:color="auto"/>
+              <w:left w:val="single" w:sz="4" w:space="0" w:color="auto"/>
+              <w:bottom w:val="single" w:sz="4" w:space="0" w:color="auto"/>
+              <w:right w:val="single" w:sz="4" w:space="0" w:color="auto"/>
+            </w:tcBorders>
+          </w:tcPr>
+          <w:p>
+            <w:pPr>
+              <w:rPr>
+                <w:bCs/>
+              </w:rPr>
+            </w:pPr>
+            <w:r>
+              <w:rPr>
+                <w:rFonts w:hint="eastAsia"/>
+                <w:bCs/>
+              </w:rPr>
+              <w:t>长度为5</w:t>
+            </w:r>
+            <w:r>
+              <w:rPr>
+                <w:bCs/>
+              </w:rPr>
+              <w:t>~20</w:t>
+            </w:r>
+            <w:r>
+              <w:rPr>
+                <w:rFonts w:hint="eastAsia"/>
+                <w:bCs/>
+              </w:rPr>
+              <w:t>，非空，唯一</w:t>
+            </w:r>
           </w:p>
         </w:tc>
       </w:tr>
       <w:tr>
         <w:tc>
           <w:tcPr>
-            <w:tcW w:w="1543" w:type="dxa"/>
-            <w:tcBorders>
-              <w:top w:val="single" w:sz="4" w:space="0" w:color="auto"/>
-              <w:left w:val="single" w:sz="4" w:space="0" w:color="auto"/>
-              <w:bottom w:val="single" w:sz="4" w:space="0" w:color="auto"/>
-              <w:right w:val="single" w:sz="4" w:space="0" w:color="auto"/>
-            </w:tcBorders>
-          </w:tcPr>
-          <w:p>
-            <w:pPr>
-              <w:rPr>
-                <w:rFonts w:hint="eastAsia"/>
-                <w:bCs/>
-              </w:rPr>
-            </w:pPr>
-            <w:r>
-              <w:rPr>
-                <w:rFonts w:hint="eastAsia"/>
-                <w:bCs/>
-              </w:rPr>
-              <w:t>Name</w:t>
-            </w:r>
-          </w:p>
-        </w:tc>
-        <w:tc>
-          <w:tcPr>
-            <w:tcW w:w="1700" w:type="dxa"/>
-            <w:tcBorders>
-              <w:top w:val="single" w:sz="4" w:space="0" w:color="auto"/>
-              <w:left w:val="single" w:sz="4" w:space="0" w:color="auto"/>
-              <w:bottom w:val="single" w:sz="4" w:space="0" w:color="auto"/>
-              <w:right w:val="single" w:sz="4" w:space="0" w:color="auto"/>
-            </w:tcBorders>
-          </w:tcPr>
-          <w:p>
-            <w:pPr>
-              <w:rPr>
-                <w:rFonts w:hint="eastAsia"/>
-                <w:bCs/>
-              </w:rPr>
-            </w:pPr>
-            <w:r>
-              <w:rPr>
-                <w:rFonts w:hint="eastAsia"/>
-                <w:bCs/>
-              </w:rPr>
-              <w:t>string</w:t>
-            </w:r>
-          </w:p>
-        </w:tc>
-        <w:tc>
-          <w:tcPr>
-            <w:tcW w:w="5154" w:type="dxa"/>
-            <w:tcBorders>
-              <w:top w:val="single" w:sz="4" w:space="0" w:color="auto"/>
-              <w:left w:val="single" w:sz="4" w:space="0" w:color="auto"/>
-              <w:bottom w:val="single" w:sz="4" w:space="0" w:color="auto"/>
-              <w:right w:val="single" w:sz="4" w:space="0" w:color="auto"/>
-            </w:tcBorders>
-          </w:tcPr>
-          <w:p>
-            <w:pPr>
-              <w:rPr>
-                <w:rFonts w:hint="eastAsia"/>
-                <w:bCs/>
-              </w:rPr>
-            </w:pPr>
-            <w:r>
-              <w:rPr>
-                <w:rFonts w:hint="eastAsia"/>
-                <w:bCs/>
-              </w:rPr>
-              <w:t>长度为5</w:t>
-            </w:r>
-            <w:r>
-              <w:rPr>
-                <w:bCs/>
-              </w:rPr>
-              <w:t>~20</w:t>
-            </w:r>
-            <w:r>
-              <w:rPr>
-                <w:rFonts w:hint="eastAsia"/>
-                <w:bCs/>
-              </w:rPr>
-              <w:t>，非空，唯一</w:t>
-            </w:r>
-          </w:p>
-        </w:tc>
-      </w:tr>
-      <w:tr>
-        <w:tc>
-          <w:tcPr>
-            <w:tcW w:w="1543" w:type="dxa"/>
-            <w:tcBorders>
-              <w:top w:val="single" w:sz="4" w:space="0" w:color="auto"/>
-              <w:left w:val="single" w:sz="4" w:space="0" w:color="auto"/>
-              <w:bottom w:val="single" w:sz="4" w:space="0" w:color="auto"/>
-              <w:right w:val="single" w:sz="4" w:space="0" w:color="auto"/>
-            </w:tcBorders>
-          </w:tcPr>
-          <w:p>
-            <w:pPr>
-              <w:rPr>
-                <w:rFonts w:hint="eastAsia"/>
+            <w:tcW w:w="1502" w:type="dxa"/>
+            <w:tcBorders>
+              <w:top w:val="single" w:sz="4" w:space="0" w:color="auto"/>
+              <w:left w:val="single" w:sz="4" w:space="0" w:color="auto"/>
+              <w:bottom w:val="single" w:sz="4" w:space="0" w:color="auto"/>
+              <w:right w:val="single" w:sz="4" w:space="0" w:color="auto"/>
+            </w:tcBorders>
+          </w:tcPr>
+          <w:p>
+            <w:pPr>
+              <w:rPr>
                 <w:bCs/>
               </w:rPr>
             </w:pPr>
@@ -639,18 +507,17 @@
         </w:tc>
         <w:tc>
           <w:tcPr>
-            <w:tcW w:w="1700" w:type="dxa"/>
-            <w:tcBorders>
-              <w:top w:val="single" w:sz="4" w:space="0" w:color="auto"/>
-              <w:left w:val="single" w:sz="4" w:space="0" w:color="auto"/>
-              <w:bottom w:val="single" w:sz="4" w:space="0" w:color="auto"/>
-              <w:right w:val="single" w:sz="4" w:space="0" w:color="auto"/>
-            </w:tcBorders>
-          </w:tcPr>
-          <w:p>
-            <w:pPr>
-              <w:rPr>
-                <w:rFonts w:hint="eastAsia"/>
+            <w:tcW w:w="1617" w:type="dxa"/>
+            <w:tcBorders>
+              <w:top w:val="single" w:sz="4" w:space="0" w:color="auto"/>
+              <w:left w:val="single" w:sz="4" w:space="0" w:color="auto"/>
+              <w:bottom w:val="single" w:sz="4" w:space="0" w:color="auto"/>
+              <w:right w:val="single" w:sz="4" w:space="0" w:color="auto"/>
+            </w:tcBorders>
+          </w:tcPr>
+          <w:p>
+            <w:pPr>
+              <w:rPr>
                 <w:bCs/>
               </w:rPr>
             </w:pPr>
@@ -671,18 +538,17 @@
         </w:tc>
         <w:tc>
           <w:tcPr>
-            <w:tcW w:w="5154" w:type="dxa"/>
-            <w:tcBorders>
-              <w:top w:val="single" w:sz="4" w:space="0" w:color="auto"/>
-              <w:left w:val="single" w:sz="4" w:space="0" w:color="auto"/>
-              <w:bottom w:val="single" w:sz="4" w:space="0" w:color="auto"/>
-              <w:right w:val="single" w:sz="4" w:space="0" w:color="auto"/>
-            </w:tcBorders>
-          </w:tcPr>
-          <w:p>
-            <w:pPr>
-              <w:rPr>
-                <w:rFonts w:hint="eastAsia"/>
+            <w:tcW w:w="4712" w:type="dxa"/>
+            <w:tcBorders>
+              <w:top w:val="single" w:sz="4" w:space="0" w:color="auto"/>
+              <w:left w:val="single" w:sz="4" w:space="0" w:color="auto"/>
+              <w:bottom w:val="single" w:sz="4" w:space="0" w:color="auto"/>
+              <w:right w:val="single" w:sz="4" w:space="0" w:color="auto"/>
+            </w:tcBorders>
+          </w:tcPr>
+          <w:p>
+            <w:pPr>
+              <w:rPr>
                 <w:bCs/>
               </w:rPr>
             </w:pPr>
@@ -706,9 +572,6 @@
           <w:numId w:val="1"/>
         </w:numPr>
         <w:ind w:firstLineChars="0"/>
-        <w:rPr>
-          <w:rFonts w:hint="eastAsia"/>
-        </w:rPr>
       </w:pPr>
       <w:r>
         <w:t>F</w:t>
@@ -892,7 +755,6 @@
           <w:p>
             <w:pPr>
               <w:rPr>
-                <w:rFonts w:hint="eastAsia"/>
                 <w:bCs/>
               </w:rPr>
             </w:pPr>
@@ -934,14 +796,7 @@
                 <w:rFonts w:hint="eastAsia"/>
                 <w:bCs/>
               </w:rPr>
-              <w:t>作为联合</w:t>
-            </w:r>
-            <w:r>
-              <w:rPr>
-                <w:rFonts w:hint="eastAsia"/>
-                <w:bCs/>
-              </w:rPr>
-              <w:t>主键</w:t>
+              <w:t>作为联合主键</w:t>
             </w:r>
           </w:p>
         </w:tc>
@@ -961,7 +816,6 @@
           <w:p>
             <w:pPr>
               <w:rPr>
-                <w:rFonts w:hint="eastAsia"/>
                 <w:bCs/>
               </w:rPr>
             </w:pPr>
@@ -994,7 +848,6 @@
           <w:p>
             <w:pPr>
               <w:rPr>
-                <w:rFonts w:hint="eastAsia"/>
                 <w:bCs/>
               </w:rPr>
             </w:pPr>
@@ -1260,7 +1113,6 @@
           <w:p>
             <w:pPr>
               <w:rPr>
-                <w:rFonts w:hint="eastAsia"/>
                 <w:bCs/>
               </w:rPr>
             </w:pPr>
@@ -1315,7 +1167,6 @@
           <w:p>
             <w:pPr>
               <w:rPr>
-                <w:rFonts w:hint="eastAsia"/>
                 <w:bCs/>
               </w:rPr>
             </w:pPr>
@@ -1354,7 +1205,6 @@
           <w:p>
             <w:pPr>
               <w:rPr>
-                <w:rFonts w:hint="eastAsia"/>
                 <w:bCs/>
               </w:rPr>
             </w:pPr>
@@ -1447,7 +1297,6 @@
           <w:p>
             <w:pPr>
               <w:rPr>
-                <w:rFonts w:hint="eastAsia"/>
                 <w:bCs/>
               </w:rPr>
             </w:pPr>
@@ -1473,7 +1322,6 @@
           <w:p>
             <w:pPr>
               <w:rPr>
-                <w:rFonts w:hint="eastAsia"/>
                 <w:bCs/>
               </w:rPr>
             </w:pPr>
@@ -1505,7 +1353,6 @@
           <w:p>
             <w:pPr>
               <w:rPr>
-                <w:rFonts w:hint="eastAsia"/>
                 <w:bCs/>
               </w:rPr>
             </w:pPr>
@@ -1735,7 +1582,6 @@
           <w:p>
             <w:pPr>
               <w:rPr>
-                <w:rFonts w:hint="eastAsia"/>
                 <w:bCs/>
               </w:rPr>
             </w:pPr>
@@ -1790,7 +1636,6 @@
           <w:p>
             <w:pPr>
               <w:rPr>
-                <w:rFonts w:hint="eastAsia"/>
                 <w:bCs/>
               </w:rPr>
             </w:pPr>
@@ -1829,7 +1674,6 @@
           <w:p>
             <w:pPr>
               <w:rPr>
-                <w:rFonts w:hint="eastAsia"/>
                 <w:bCs/>
               </w:rPr>
             </w:pPr>
@@ -1922,7 +1766,6 @@
           <w:p>
             <w:pPr>
               <w:rPr>
-                <w:rFonts w:hint="eastAsia"/>
                 <w:bCs/>
               </w:rPr>
             </w:pPr>
@@ -1948,7 +1791,6 @@
           <w:p>
             <w:pPr>
               <w:rPr>
-                <w:rFonts w:hint="eastAsia"/>
                 <w:bCs/>
               </w:rPr>
             </w:pPr>
@@ -1980,7 +1822,6 @@
           <w:p>
             <w:pPr>
               <w:rPr>
-                <w:rFonts w:hint="eastAsia"/>
                 <w:bCs/>
               </w:rPr>
             </w:pPr>
@@ -2021,13 +1862,7 @@
         </w:tc>
       </w:tr>
     </w:tbl>
-    <w:p>
-      <w:pPr>
-        <w:rPr>
-          <w:rFonts w:hint="eastAsia"/>
-        </w:rPr>
-      </w:pPr>
-    </w:p>
+    <w:p/>
     <w:p>
       <w:pPr>
         <w:pStyle w:val="a3"/>
@@ -2161,7 +1996,6 @@
           <w:p>
             <w:pPr>
               <w:rPr>
-                <w:rFonts w:hint="eastAsia"/>
                 <w:bCs/>
               </w:rPr>
             </w:pPr>
@@ -2220,7 +2054,6 @@
           <w:p>
             <w:pPr>
               <w:rPr>
-                <w:rFonts w:hint="eastAsia"/>
                 <w:bCs/>
               </w:rPr>
             </w:pPr>
@@ -2275,7 +2108,6 @@
           <w:p>
             <w:pPr>
               <w:rPr>
-                <w:rFonts w:hint="eastAsia"/>
                 <w:bCs/>
               </w:rPr>
             </w:pPr>
@@ -2314,7 +2146,6 @@
           <w:p>
             <w:pPr>
               <w:rPr>
-                <w:rFonts w:hint="eastAsia"/>
                 <w:bCs/>
               </w:rPr>
             </w:pPr>
@@ -2407,7 +2238,6 @@
           <w:p>
             <w:pPr>
               <w:rPr>
-                <w:rFonts w:hint="eastAsia"/>
                 <w:bCs/>
               </w:rPr>
             </w:pPr>
@@ -2433,7 +2263,6 @@
           <w:p>
             <w:pPr>
               <w:rPr>
-                <w:rFonts w:hint="eastAsia"/>
                 <w:bCs/>
               </w:rPr>
             </w:pPr>
@@ -2465,7 +2294,6 @@
           <w:p>
             <w:pPr>
               <w:rPr>
-                <w:rFonts w:hint="eastAsia"/>
                 <w:bCs/>
               </w:rPr>
             </w:pPr>
@@ -2519,7 +2347,6 @@
           <w:p>
             <w:pPr>
               <w:rPr>
-                <w:rFonts w:hint="eastAsia"/>
                 <w:bCs/>
               </w:rPr>
             </w:pPr>
@@ -2569,7 +2396,6 @@
           <w:p>
             <w:pPr>
               <w:rPr>
-                <w:rFonts w:hint="eastAsia"/>
                 <w:bCs/>
               </w:rPr>
             </w:pPr>
@@ -2603,7 +2429,6 @@
           <w:p>
             <w:pPr>
               <w:rPr>
-                <w:rFonts w:hint="eastAsia"/>
                 <w:bCs/>
               </w:rPr>
             </w:pPr>
@@ -2629,7 +2454,6 @@
           <w:p>
             <w:pPr>
               <w:rPr>
-                <w:rFonts w:hint="eastAsia"/>
                 <w:bCs/>
               </w:rPr>
             </w:pPr>
@@ -2655,7 +2479,6 @@
           <w:p>
             <w:pPr>
               <w:rPr>
-                <w:rFonts w:hint="eastAsia"/>
                 <w:bCs/>
               </w:rPr>
             </w:pPr>
@@ -2813,7 +2636,6 @@
           <w:p>
             <w:pPr>
               <w:rPr>
-                <w:rFonts w:hint="eastAsia"/>
                 <w:bCs/>
               </w:rPr>
             </w:pPr>
@@ -2845,7 +2667,6 @@
           <w:p>
             <w:pPr>
               <w:rPr>
-                <w:rFonts w:hint="eastAsia"/>
                 <w:bCs/>
               </w:rPr>
             </w:pPr>
@@ -2871,7 +2692,6 @@
           <w:p>
             <w:pPr>
               <w:rPr>
-                <w:rFonts w:hint="eastAsia"/>
                 <w:bCs/>
               </w:rPr>
             </w:pPr>
@@ -2913,7 +2733,6 @@
           <w:p>
             <w:pPr>
               <w:rPr>
-                <w:rFonts w:hint="eastAsia"/>
                 <w:bCs/>
               </w:rPr>
             </w:pPr>
@@ -2972,7 +2791,6 @@
           <w:p>
             <w:pPr>
               <w:rPr>
-                <w:rFonts w:hint="eastAsia"/>
                 <w:bCs/>
               </w:rPr>
             </w:pPr>
@@ -3001,7 +2819,6 @@
           <w:p>
             <w:pPr>
               <w:rPr>
-                <w:rFonts w:hint="eastAsia"/>
                 <w:bCs/>
               </w:rPr>
             </w:pPr>
@@ -3040,7 +2857,6 @@
           <w:p>
             <w:pPr>
               <w:rPr>
-                <w:rFonts w:hint="eastAsia"/>
                 <w:bCs/>
               </w:rPr>
             </w:pPr>
@@ -3107,7 +2923,6 @@
           <w:p>
             <w:pPr>
               <w:rPr>
-                <w:rFonts w:hint="eastAsia"/>
                 <w:bCs/>
               </w:rPr>
             </w:pPr>
@@ -3133,7 +2948,6 @@
           <w:p>
             <w:pPr>
               <w:rPr>
-                <w:rFonts w:hint="eastAsia"/>
                 <w:bCs/>
               </w:rPr>
             </w:pPr>
@@ -3165,7 +2979,6 @@
           <w:p>
             <w:pPr>
               <w:rPr>
-                <w:rFonts w:hint="eastAsia"/>
                 <w:bCs/>
               </w:rPr>
             </w:pPr>
@@ -3212,7 +3025,6 @@
           <w:p>
             <w:pPr>
               <w:rPr>
-                <w:rFonts w:hint="eastAsia"/>
                 <w:bCs/>
               </w:rPr>
             </w:pPr>
@@ -3274,7 +3086,6 @@
           <w:p>
             <w:pPr>
               <w:rPr>
-                <w:rFonts w:hint="eastAsia"/>
                 <w:bCs/>
               </w:rPr>
             </w:pPr>
@@ -3302,23 +3113,15 @@
           <w:p>
             <w:pPr>
               <w:rPr>
-                <w:rFonts w:hint="eastAsia"/>
-                <w:bCs/>
-              </w:rPr>
-            </w:pPr>
-            <w:r>
-              <w:rPr>
-                <w:rFonts w:hint="eastAsia"/>
-                <w:bCs/>
-              </w:rPr>
-              <w:t>S</w:t>
-            </w:r>
-            <w:r>
-              <w:rPr>
-                <w:rFonts w:hint="eastAsia"/>
-                <w:bCs/>
-              </w:rPr>
-              <w:t>tate</w:t>
+                <w:bCs/>
+              </w:rPr>
+            </w:pPr>
+            <w:r>
+              <w:rPr>
+                <w:rFonts w:hint="eastAsia"/>
+                <w:bCs/>
+              </w:rPr>
+              <w:t>State</w:t>
             </w:r>
           </w:p>
         </w:tc>
@@ -3335,7 +3138,6 @@
           <w:p>
             <w:pPr>
               <w:rPr>
-                <w:rFonts w:hint="eastAsia"/>
                 <w:bCs/>
               </w:rPr>
             </w:pPr>
@@ -3367,7 +3169,6 @@
           <w:p>
             <w:pPr>
               <w:rPr>
-                <w:rFonts w:hint="eastAsia"/>
                 <w:bCs/>
               </w:rPr>
             </w:pPr>
@@ -3424,14 +3225,7 @@
               <w:rPr>
                 <w:bCs/>
               </w:rPr>
-              <w:t>支</w:t>
-            </w:r>
-            <w:r>
-              <w:rPr>
-                <w:bCs/>
-              </w:rPr>
-              <w:lastRenderedPageBreak/>
-              <w:t>付成功</w:t>
+              <w:t>支付成功</w:t>
             </w:r>
             <w:r>
               <w:rPr>
@@ -3659,7 +3453,6 @@
           <w:p>
             <w:pPr>
               <w:rPr>
-                <w:rFonts w:hint="eastAsia"/>
                 <w:bCs/>
               </w:rPr>
             </w:pPr>
@@ -3701,7 +3494,6 @@
           <w:p>
             <w:pPr>
               <w:rPr>
-                <w:rFonts w:hint="eastAsia"/>
                 <w:bCs/>
               </w:rPr>
             </w:pPr>
@@ -3734,7 +3526,6 @@
           <w:p>
             <w:pPr>
               <w:rPr>
-                <w:rFonts w:hint="eastAsia"/>
                 <w:bCs/>
               </w:rPr>
             </w:pPr>
@@ -3788,7 +3579,6 @@
           <w:p>
             <w:pPr>
               <w:rPr>
-                <w:rFonts w:hint="eastAsia"/>
                 <w:bCs/>
               </w:rPr>
             </w:pPr>
@@ -3820,7 +3610,6 @@
           <w:p>
             <w:pPr>
               <w:rPr>
-                <w:rFonts w:hint="eastAsia"/>
                 <w:bCs/>
               </w:rPr>
             </w:pPr>
@@ -3846,7 +3635,6 @@
           <w:p>
             <w:pPr>
               <w:rPr>
-                <w:rFonts w:hint="eastAsia"/>
                 <w:bCs/>
               </w:rPr>
             </w:pPr>
@@ -3874,7 +3662,6 @@
           <w:p>
             <w:pPr>
               <w:rPr>
-                <w:rFonts w:hint="eastAsia"/>
                 <w:bCs/>
               </w:rPr>
             </w:pPr>
@@ -3912,7 +3699,6 @@
           <w:p>
             <w:pPr>
               <w:rPr>
-                <w:rFonts w:hint="eastAsia"/>
                 <w:bCs/>
               </w:rPr>
             </w:pPr>
@@ -3938,7 +3724,6 @@
           <w:p>
             <w:pPr>
               <w:rPr>
-                <w:rFonts w:hint="eastAsia"/>
                 <w:bCs/>
               </w:rPr>
             </w:pPr>
@@ -3959,7 +3744,6 @@
           <w:p>
             <w:pPr>
               <w:rPr>
-                <w:rFonts w:hint="eastAsia"/>
                 <w:bCs/>
               </w:rPr>
             </w:pPr>
@@ -3985,7 +3769,6 @@
           <w:p>
             <w:pPr>
               <w:rPr>
-                <w:rFonts w:hint="eastAsia"/>
                 <w:bCs/>
               </w:rPr>
             </w:pPr>
@@ -4011,7 +3794,6 @@
           <w:p>
             <w:pPr>
               <w:rPr>
-                <w:rFonts w:hint="eastAsia"/>
                 <w:bCs/>
               </w:rPr>
             </w:pPr>
@@ -4052,7 +3834,6 @@
           <w:p>
             <w:pPr>
               <w:rPr>
-                <w:rFonts w:hint="eastAsia"/>
                 <w:bCs/>
               </w:rPr>
             </w:pPr>
@@ -4084,7 +3865,6 @@
           <w:p>
             <w:pPr>
               <w:rPr>
-                <w:rFonts w:hint="eastAsia"/>
                 <w:bCs/>
               </w:rPr>
             </w:pPr>
@@ -4110,7 +3890,6 @@
           <w:p>
             <w:pPr>
               <w:rPr>
-                <w:rFonts w:hint="eastAsia"/>
                 <w:bCs/>
               </w:rPr>
             </w:pPr>
@@ -4144,7 +3923,6 @@
           <w:p>
             <w:pPr>
               <w:rPr>
-                <w:rFonts w:hint="eastAsia"/>
                 <w:bCs/>
               </w:rPr>
             </w:pPr>
@@ -4170,7 +3948,6 @@
           <w:p>
             <w:pPr>
               <w:rPr>
-                <w:rFonts w:hint="eastAsia"/>
                 <w:bCs/>
               </w:rPr>
             </w:pPr>
@@ -4196,7 +3973,6 @@
           <w:p>
             <w:pPr>
               <w:rPr>
-                <w:rFonts w:hint="eastAsia"/>
                 <w:bCs/>
               </w:rPr>
             </w:pPr>
@@ -4224,7 +4000,6 @@
           <w:p>
             <w:pPr>
               <w:rPr>
-                <w:rFonts w:hint="eastAsia"/>
                 <w:bCs/>
               </w:rPr>
             </w:pPr>
@@ -4256,7 +4031,6 @@
           <w:p>
             <w:pPr>
               <w:rPr>
-                <w:rFonts w:hint="eastAsia"/>
                 <w:bCs/>
               </w:rPr>
             </w:pPr>
@@ -4288,7 +4062,6 @@
           <w:p>
             <w:pPr>
               <w:rPr>
-                <w:rFonts w:hint="eastAsia"/>
                 <w:bCs/>
               </w:rPr>
             </w:pPr>
@@ -4453,7 +4226,6 @@
           <w:p>
             <w:pPr>
               <w:rPr>
-                <w:rFonts w:hint="eastAsia"/>
                 <w:bCs/>
               </w:rPr>
             </w:pPr>
@@ -4479,7 +4251,6 @@
           <w:p>
             <w:pPr>
               <w:rPr>
-                <w:rFonts w:hint="eastAsia"/>
                 <w:bCs/>
               </w:rPr>
             </w:pPr>
@@ -4514,13 +4285,13 @@
                 <w:rFonts w:hint="eastAsia"/>
                 <w:bCs/>
               </w:rPr>
-              <w:t>长度为1</w:t>
-            </w:r>
-            <w:r>
-              <w:rPr>
-                <w:bCs/>
-              </w:rPr>
-              <w:t>2~15</w:t>
+              <w:t>长度为</w:t>
+            </w:r>
+            <w:r>
+              <w:rPr>
+                <w:bCs/>
+              </w:rPr>
+              <w:t>8</w:t>
             </w:r>
             <w:r>
               <w:rPr>
@@ -4553,7 +4324,6 @@
           <w:p>
             <w:pPr>
               <w:rPr>
-                <w:rFonts w:hint="eastAsia"/>
                 <w:bCs/>
               </w:rPr>
             </w:pPr>
@@ -4579,7 +4349,6 @@
           <w:p>
             <w:pPr>
               <w:rPr>
-                <w:rFonts w:hint="eastAsia"/>
                 <w:bCs/>
               </w:rPr>
             </w:pPr>
@@ -4605,7 +4374,6 @@
           <w:p>
             <w:pPr>
               <w:rPr>
-                <w:rFonts w:hint="eastAsia"/>
                 <w:bCs/>
               </w:rPr>
             </w:pPr>
@@ -4633,13 +4401,7 @@
         </w:tc>
       </w:tr>
     </w:tbl>
-    <w:p>
-      <w:pPr>
-        <w:rPr>
-          <w:rFonts w:hint="eastAsia"/>
-        </w:rPr>
-      </w:pPr>
-    </w:p>
+    <w:p/>
     <w:sectPr>
       <w:pgSz w:w="11906" w:h="16838"/>
       <w:pgMar w:top="1440" w:right="1800" w:bottom="1440" w:left="1800" w:header="851" w:footer="992" w:gutter="0"/>

--- a/数据库介绍/数据库介绍.docx
+++ b/数据库介绍/数据库介绍.docx
@@ -164,15 +164,22 @@
           <w:p>
             <w:pPr>
               <w:rPr>
-                <w:bCs/>
-              </w:rPr>
-            </w:pPr>
-            <w:r>
-              <w:rPr>
-                <w:rFonts w:hint="eastAsia"/>
-                <w:bCs/>
-              </w:rPr>
-              <w:t>string</w:t>
+                <w:rFonts w:hint="eastAsia"/>
+                <w:bCs/>
+              </w:rPr>
+            </w:pPr>
+            <w:r>
+              <w:rPr>
+                <w:rFonts w:hint="eastAsia"/>
+                <w:bCs/>
+              </w:rPr>
+              <w:t>n</w:t>
+            </w:r>
+            <w:r>
+              <w:rPr>
+                <w:bCs/>
+              </w:rPr>
+              <w:t>umber</w:t>
             </w:r>
           </w:p>
         </w:tc>
@@ -737,7 +744,13 @@
                 <w:rFonts w:hint="eastAsia"/>
                 <w:bCs/>
               </w:rPr>
-              <w:t>string</w:t>
+              <w:t>n</w:t>
+            </w:r>
+            <w:r>
+              <w:rPr>
+                <w:bCs/>
+              </w:rPr>
+              <w:t>umber</w:t>
             </w:r>
           </w:p>
         </w:tc>
@@ -856,7 +869,13 @@
                 <w:rFonts w:hint="eastAsia"/>
                 <w:bCs/>
               </w:rPr>
-              <w:t>string</w:t>
+              <w:t>n</w:t>
+            </w:r>
+            <w:r>
+              <w:rPr>
+                <w:bCs/>
+              </w:rPr>
+              <w:t>umber</w:t>
             </w:r>
           </w:p>
         </w:tc>
@@ -1095,7 +1114,13 @@
                 <w:rFonts w:hint="eastAsia"/>
                 <w:bCs/>
               </w:rPr>
-              <w:t>string</w:t>
+              <w:t>n</w:t>
+            </w:r>
+            <w:r>
+              <w:rPr>
+                <w:bCs/>
+              </w:rPr>
+              <w:t>umber</w:t>
             </w:r>
           </w:p>
         </w:tc>
@@ -1213,7 +1238,13 @@
                 <w:rFonts w:hint="eastAsia"/>
                 <w:bCs/>
               </w:rPr>
-              <w:t>string</w:t>
+              <w:t>n</w:t>
+            </w:r>
+            <w:r>
+              <w:rPr>
+                <w:bCs/>
+              </w:rPr>
+              <w:t>umber</w:t>
             </w:r>
           </w:p>
         </w:tc>
@@ -1564,7 +1595,13 @@
                 <w:rFonts w:hint="eastAsia"/>
                 <w:bCs/>
               </w:rPr>
-              <w:t>string</w:t>
+              <w:t>n</w:t>
+            </w:r>
+            <w:r>
+              <w:rPr>
+                <w:bCs/>
+              </w:rPr>
+              <w:t>umber</w:t>
             </w:r>
           </w:p>
         </w:tc>
@@ -1682,7 +1719,13 @@
                 <w:rFonts w:hint="eastAsia"/>
                 <w:bCs/>
               </w:rPr>
-              <w:t>string</w:t>
+              <w:t>n</w:t>
+            </w:r>
+            <w:r>
+              <w:rPr>
+                <w:bCs/>
+              </w:rPr>
+              <w:t>umber</w:t>
             </w:r>
           </w:p>
         </w:tc>
@@ -2036,7 +2079,13 @@
                 <w:rFonts w:hint="eastAsia"/>
                 <w:bCs/>
               </w:rPr>
-              <w:t>string</w:t>
+              <w:t>n</w:t>
+            </w:r>
+            <w:r>
+              <w:rPr>
+                <w:bCs/>
+              </w:rPr>
+              <w:t>umber</w:t>
             </w:r>
           </w:p>
         </w:tc>
@@ -2154,7 +2203,13 @@
                 <w:rFonts w:hint="eastAsia"/>
                 <w:bCs/>
               </w:rPr>
-              <w:t>string</w:t>
+              <w:t>n</w:t>
+            </w:r>
+            <w:r>
+              <w:rPr>
+                <w:bCs/>
+              </w:rPr>
+              <w:t>umber</w:t>
             </w:r>
           </w:p>
         </w:tc>
@@ -2675,7 +2730,13 @@
                 <w:rFonts w:hint="eastAsia"/>
                 <w:bCs/>
               </w:rPr>
-              <w:t>string</w:t>
+              <w:t>n</w:t>
+            </w:r>
+            <w:r>
+              <w:rPr>
+                <w:bCs/>
+              </w:rPr>
+              <w:t>umber</w:t>
             </w:r>
           </w:p>
         </w:tc>
@@ -2773,7 +2834,13 @@
                 <w:rFonts w:hint="eastAsia"/>
                 <w:bCs/>
               </w:rPr>
-              <w:t>string</w:t>
+              <w:t>n</w:t>
+            </w:r>
+            <w:r>
+              <w:rPr>
+                <w:bCs/>
+              </w:rPr>
+              <w:t>umber</w:t>
             </w:r>
           </w:p>
         </w:tc>
@@ -2865,7 +2932,13 @@
                 <w:rFonts w:hint="eastAsia"/>
                 <w:bCs/>
               </w:rPr>
-              <w:t>string</w:t>
+              <w:t>n</w:t>
+            </w:r>
+            <w:r>
+              <w:rPr>
+                <w:bCs/>
+              </w:rPr>
+              <w:t>umber</w:t>
             </w:r>
           </w:p>
         </w:tc>
@@ -3435,7 +3508,13 @@
                 <w:rFonts w:hint="eastAsia"/>
                 <w:bCs/>
               </w:rPr>
-              <w:t>string</w:t>
+              <w:t>n</w:t>
+            </w:r>
+            <w:r>
+              <w:rPr>
+                <w:bCs/>
+              </w:rPr>
+              <w:t>umber</w:t>
             </w:r>
           </w:p>
         </w:tc>
@@ -3870,10 +3949,16 @@
             </w:pPr>
             <w:r>
               <w:rPr>
-                <w:rFonts w:hint="eastAsia"/>
-                <w:bCs/>
-              </w:rPr>
-              <w:t>String</w:t>
+                <w:bCs/>
+              </w:rPr>
+              <w:t>s</w:t>
+            </w:r>
+            <w:r>
+              <w:rPr>
+                <w:rFonts w:hint="eastAsia"/>
+                <w:bCs/>
+              </w:rPr>
+              <w:t>tring</w:t>
             </w:r>
           </w:p>
         </w:tc>
@@ -4259,7 +4344,13 @@
                 <w:rFonts w:hint="eastAsia"/>
                 <w:bCs/>
               </w:rPr>
-              <w:t>string</w:t>
+              <w:t>n</w:t>
+            </w:r>
+            <w:r>
+              <w:rPr>
+                <w:bCs/>
+              </w:rPr>
+              <w:t>umber</w:t>
             </w:r>
           </w:p>
         </w:tc>

--- a/数据库介绍/数据库介绍.docx
+++ b/数据库介绍/数据库介绍.docx
@@ -40,7 +40,7 @@
       <w:tr>
         <w:tc>
           <w:tcPr>
-            <w:tcW w:w="1543" w:type="dxa"/>
+            <w:tcW w:w="1502" w:type="dxa"/>
             <w:tcBorders>
               <w:top w:val="single" w:sz="4" w:space="0" w:color="auto"/>
               <w:left w:val="single" w:sz="4" w:space="0" w:color="auto"/>
@@ -66,7 +66,7 @@
         </w:tc>
         <w:tc>
           <w:tcPr>
-            <w:tcW w:w="1700" w:type="dxa"/>
+            <w:tcW w:w="1617" w:type="dxa"/>
             <w:tcBorders>
               <w:top w:val="single" w:sz="4" w:space="0" w:color="auto"/>
               <w:left w:val="single" w:sz="4" w:space="0" w:color="auto"/>
@@ -92,7 +92,7 @@
         </w:tc>
         <w:tc>
           <w:tcPr>
-            <w:tcW w:w="5154" w:type="dxa"/>
+            <w:tcW w:w="4712" w:type="dxa"/>
             <w:tcBorders>
               <w:top w:val="single" w:sz="4" w:space="0" w:color="auto"/>
               <w:left w:val="single" w:sz="4" w:space="0" w:color="auto"/>
@@ -120,7 +120,7 @@
       <w:tr>
         <w:tc>
           <w:tcPr>
-            <w:tcW w:w="1543" w:type="dxa"/>
+            <w:tcW w:w="1502" w:type="dxa"/>
             <w:tcBorders>
               <w:top w:val="single" w:sz="4" w:space="0" w:color="auto"/>
               <w:left w:val="single" w:sz="4" w:space="0" w:color="auto"/>
@@ -152,72 +152,66 @@
         </w:tc>
         <w:tc>
           <w:tcPr>
-            <w:tcW w:w="1700" w:type="dxa"/>
-            <w:tcBorders>
-              <w:top w:val="single" w:sz="4" w:space="0" w:color="auto"/>
-              <w:left w:val="single" w:sz="4" w:space="0" w:color="auto"/>
-              <w:bottom w:val="single" w:sz="4" w:space="0" w:color="auto"/>
-              <w:right w:val="single" w:sz="4" w:space="0" w:color="auto"/>
-            </w:tcBorders>
-            <w:hideMark/>
-          </w:tcPr>
-          <w:p>
-            <w:pPr>
-              <w:rPr>
-                <w:bCs/>
-              </w:rPr>
-            </w:pPr>
-            <w:r>
-              <w:rPr>
-                <w:rFonts w:hint="eastAsia"/>
-                <w:bCs/>
-              </w:rPr>
-              <w:t>string</w:t>
-            </w:r>
-          </w:p>
-        </w:tc>
-        <w:tc>
-          <w:tcPr>
-            <w:tcW w:w="5154" w:type="dxa"/>
-            <w:tcBorders>
-              <w:top w:val="single" w:sz="4" w:space="0" w:color="auto"/>
-              <w:left w:val="single" w:sz="4" w:space="0" w:color="auto"/>
-              <w:bottom w:val="single" w:sz="4" w:space="0" w:color="auto"/>
-              <w:right w:val="single" w:sz="4" w:space="0" w:color="auto"/>
-            </w:tcBorders>
-            <w:hideMark/>
-          </w:tcPr>
-          <w:p>
-            <w:pPr>
-              <w:rPr>
-                <w:rFonts w:hint="eastAsia"/>
-                <w:bCs/>
-              </w:rPr>
-            </w:pPr>
-            <w:r>
-              <w:rPr>
-                <w:rFonts w:hint="eastAsia"/>
-                <w:bCs/>
-              </w:rPr>
-              <w:t>长度为1</w:t>
-            </w:r>
-            <w:r>
-              <w:rPr>
-                <w:bCs/>
-              </w:rPr>
-              <w:t>2</w:t>
-            </w:r>
-            <w:r>
-              <w:rPr>
-                <w:bCs/>
-              </w:rPr>
-              <w:t>~</w:t>
-            </w:r>
-            <w:r>
-              <w:rPr>
-                <w:bCs/>
-              </w:rPr>
-              <w:t>15</w:t>
+            <w:tcW w:w="1617" w:type="dxa"/>
+            <w:tcBorders>
+              <w:top w:val="single" w:sz="4" w:space="0" w:color="auto"/>
+              <w:left w:val="single" w:sz="4" w:space="0" w:color="auto"/>
+              <w:bottom w:val="single" w:sz="4" w:space="0" w:color="auto"/>
+              <w:right w:val="single" w:sz="4" w:space="0" w:color="auto"/>
+            </w:tcBorders>
+            <w:hideMark/>
+          </w:tcPr>
+          <w:p>
+            <w:pPr>
+              <w:rPr>
+                <w:rFonts w:hint="eastAsia"/>
+                <w:bCs/>
+              </w:rPr>
+            </w:pPr>
+            <w:r>
+              <w:rPr>
+                <w:rFonts w:hint="eastAsia"/>
+                <w:bCs/>
+              </w:rPr>
+              <w:t>n</w:t>
+            </w:r>
+            <w:r>
+              <w:rPr>
+                <w:bCs/>
+              </w:rPr>
+              <w:t>umber</w:t>
+            </w:r>
+          </w:p>
+        </w:tc>
+        <w:tc>
+          <w:tcPr>
+            <w:tcW w:w="4712" w:type="dxa"/>
+            <w:tcBorders>
+              <w:top w:val="single" w:sz="4" w:space="0" w:color="auto"/>
+              <w:left w:val="single" w:sz="4" w:space="0" w:color="auto"/>
+              <w:bottom w:val="single" w:sz="4" w:space="0" w:color="auto"/>
+              <w:right w:val="single" w:sz="4" w:space="0" w:color="auto"/>
+            </w:tcBorders>
+            <w:hideMark/>
+          </w:tcPr>
+          <w:p>
+            <w:pPr>
+              <w:rPr>
+                <w:bCs/>
+              </w:rPr>
+            </w:pPr>
+            <w:r>
+              <w:rPr>
+                <w:rFonts w:hint="eastAsia"/>
+                <w:bCs/>
+              </w:rPr>
+              <w:t>长度为</w:t>
+            </w:r>
+            <w:r>
+              <w:rPr>
+                <w:bCs/>
+              </w:rPr>
+              <w:t>8</w:t>
             </w:r>
             <w:r>
               <w:rPr>
@@ -239,46 +233,42 @@
       <w:tr>
         <w:tc>
           <w:tcPr>
-            <w:tcW w:w="1543" w:type="dxa"/>
-            <w:tcBorders>
-              <w:top w:val="single" w:sz="4" w:space="0" w:color="auto"/>
-              <w:left w:val="single" w:sz="4" w:space="0" w:color="auto"/>
-              <w:bottom w:val="single" w:sz="4" w:space="0" w:color="auto"/>
-              <w:right w:val="single" w:sz="4" w:space="0" w:color="auto"/>
-            </w:tcBorders>
-            <w:hideMark/>
-          </w:tcPr>
-          <w:p>
-            <w:pPr>
-              <w:rPr>
-                <w:rFonts w:hint="eastAsia"/>
-                <w:bCs/>
-              </w:rPr>
-            </w:pPr>
-            <w:r>
-              <w:rPr>
-                <w:rFonts w:hint="eastAsia"/>
-                <w:bCs/>
-              </w:rPr>
-              <w:t>Account</w:t>
-            </w:r>
-          </w:p>
-        </w:tc>
-        <w:tc>
-          <w:tcPr>
-            <w:tcW w:w="1700" w:type="dxa"/>
-            <w:tcBorders>
-              <w:top w:val="single" w:sz="4" w:space="0" w:color="auto"/>
-              <w:left w:val="single" w:sz="4" w:space="0" w:color="auto"/>
-              <w:bottom w:val="single" w:sz="4" w:space="0" w:color="auto"/>
-              <w:right w:val="single" w:sz="4" w:space="0" w:color="auto"/>
-            </w:tcBorders>
-            <w:hideMark/>
-          </w:tcPr>
-          <w:p>
-            <w:pPr>
-              <w:rPr>
-                <w:rFonts w:hint="eastAsia"/>
+            <w:tcW w:w="1502" w:type="dxa"/>
+            <w:tcBorders>
+              <w:top w:val="single" w:sz="4" w:space="0" w:color="auto"/>
+              <w:left w:val="single" w:sz="4" w:space="0" w:color="auto"/>
+              <w:bottom w:val="single" w:sz="4" w:space="0" w:color="auto"/>
+              <w:right w:val="single" w:sz="4" w:space="0" w:color="auto"/>
+            </w:tcBorders>
+          </w:tcPr>
+          <w:p>
+            <w:pPr>
+              <w:rPr>
+                <w:bCs/>
+              </w:rPr>
+            </w:pPr>
+            <w:r>
+              <w:rPr>
+                <w:rFonts w:hint="eastAsia"/>
+                <w:bCs/>
+              </w:rPr>
+              <w:t>Password</w:t>
+            </w:r>
+          </w:p>
+        </w:tc>
+        <w:tc>
+          <w:tcPr>
+            <w:tcW w:w="1617" w:type="dxa"/>
+            <w:tcBorders>
+              <w:top w:val="single" w:sz="4" w:space="0" w:color="auto"/>
+              <w:left w:val="single" w:sz="4" w:space="0" w:color="auto"/>
+              <w:bottom w:val="single" w:sz="4" w:space="0" w:color="auto"/>
+              <w:right w:val="single" w:sz="4" w:space="0" w:color="auto"/>
+            </w:tcBorders>
+          </w:tcPr>
+          <w:p>
+            <w:pPr>
+              <w:rPr>
                 <w:bCs/>
               </w:rPr>
             </w:pPr>
@@ -293,54 +283,39 @@
         </w:tc>
         <w:tc>
           <w:tcPr>
-            <w:tcW w:w="5154" w:type="dxa"/>
-            <w:tcBorders>
-              <w:top w:val="single" w:sz="4" w:space="0" w:color="auto"/>
-              <w:left w:val="single" w:sz="4" w:space="0" w:color="auto"/>
-              <w:bottom w:val="single" w:sz="4" w:space="0" w:color="auto"/>
-              <w:right w:val="single" w:sz="4" w:space="0" w:color="auto"/>
-            </w:tcBorders>
-            <w:hideMark/>
-          </w:tcPr>
-          <w:p>
-            <w:pPr>
-              <w:rPr>
-                <w:bCs/>
-              </w:rPr>
-            </w:pPr>
-            <w:r>
-              <w:rPr>
-                <w:rFonts w:hint="eastAsia"/>
-                <w:bCs/>
-              </w:rPr>
-              <w:t>长度为</w:t>
-            </w:r>
-            <w:r>
-              <w:rPr>
-                <w:rFonts w:hint="eastAsia"/>
-                <w:bCs/>
-              </w:rPr>
-              <w:t>1</w:t>
-            </w:r>
-            <w:r>
-              <w:rPr>
-                <w:bCs/>
-              </w:rPr>
-              <w:t>0~12</w:t>
-            </w:r>
-            <w:r>
-              <w:rPr>
-                <w:rFonts w:hint="eastAsia"/>
-                <w:bCs/>
-              </w:rPr>
-              <w:t>，非空</w:t>
-            </w:r>
-            <w:r>
-              <w:rPr>
-                <w:rFonts w:hint="eastAsia"/>
-                <w:bCs/>
-              </w:rPr>
-              <w:t>，唯一</w:t>
+            <w:tcW w:w="4712" w:type="dxa"/>
+            <w:tcBorders>
+              <w:top w:val="single" w:sz="4" w:space="0" w:color="auto"/>
+              <w:left w:val="single" w:sz="4" w:space="0" w:color="auto"/>
+              <w:bottom w:val="single" w:sz="4" w:space="0" w:color="auto"/>
+              <w:right w:val="single" w:sz="4" w:space="0" w:color="auto"/>
+            </w:tcBorders>
+          </w:tcPr>
+          <w:p>
+            <w:pPr>
+              <w:rPr>
+                <w:bCs/>
+              </w:rPr>
+            </w:pPr>
+            <w:r>
+              <w:rPr>
+                <w:rFonts w:hint="eastAsia"/>
+                <w:bCs/>
+              </w:rPr>
+              <w:t>长度为8</w:t>
+            </w:r>
+            <w:r>
+              <w:rPr>
+                <w:bCs/>
+              </w:rPr>
+              <w:t>~20</w:t>
+            </w:r>
+            <w:r>
+              <w:rPr>
+                <w:rFonts w:hint="eastAsia"/>
+                <w:bCs/>
+              </w:rPr>
+              <w:t>，非空，需包含数字、字母大小写，可包含特殊符号和下划线</w:t>
             </w:r>
           </w:p>
         </w:tc>
@@ -348,44 +323,48 @@
       <w:tr>
         <w:tc>
           <w:tcPr>
-            <w:tcW w:w="1543" w:type="dxa"/>
-            <w:tcBorders>
-              <w:top w:val="single" w:sz="4" w:space="0" w:color="auto"/>
-              <w:left w:val="single" w:sz="4" w:space="0" w:color="auto"/>
-              <w:bottom w:val="single" w:sz="4" w:space="0" w:color="auto"/>
-              <w:right w:val="single" w:sz="4" w:space="0" w:color="auto"/>
-            </w:tcBorders>
-          </w:tcPr>
-          <w:p>
-            <w:pPr>
-              <w:rPr>
-                <w:rFonts w:hint="eastAsia"/>
-                <w:bCs/>
-              </w:rPr>
-            </w:pPr>
-            <w:r>
-              <w:rPr>
-                <w:rFonts w:hint="eastAsia"/>
-                <w:bCs/>
-              </w:rPr>
-              <w:t>Password</w:t>
-            </w:r>
-          </w:p>
-        </w:tc>
-        <w:tc>
-          <w:tcPr>
-            <w:tcW w:w="1700" w:type="dxa"/>
-            <w:tcBorders>
-              <w:top w:val="single" w:sz="4" w:space="0" w:color="auto"/>
-              <w:left w:val="single" w:sz="4" w:space="0" w:color="auto"/>
-              <w:bottom w:val="single" w:sz="4" w:space="0" w:color="auto"/>
-              <w:right w:val="single" w:sz="4" w:space="0" w:color="auto"/>
-            </w:tcBorders>
-          </w:tcPr>
-          <w:p>
-            <w:pPr>
-              <w:rPr>
-                <w:rFonts w:hint="eastAsia"/>
+            <w:tcW w:w="1502" w:type="dxa"/>
+            <w:tcBorders>
+              <w:top w:val="single" w:sz="4" w:space="0" w:color="auto"/>
+              <w:left w:val="single" w:sz="4" w:space="0" w:color="auto"/>
+              <w:bottom w:val="single" w:sz="4" w:space="0" w:color="auto"/>
+              <w:right w:val="single" w:sz="4" w:space="0" w:color="auto"/>
+            </w:tcBorders>
+          </w:tcPr>
+          <w:p>
+            <w:pPr>
+              <w:rPr>
+                <w:bCs/>
+              </w:rPr>
+            </w:pPr>
+            <w:r>
+              <w:rPr>
+                <w:rFonts w:hint="eastAsia"/>
+                <w:bCs/>
+              </w:rPr>
+              <w:t>Photo</w:t>
+            </w:r>
+            <w:r>
+              <w:rPr>
+                <w:bCs/>
+              </w:rPr>
+              <w:t>_link</w:t>
+            </w:r>
+          </w:p>
+        </w:tc>
+        <w:tc>
+          <w:tcPr>
+            <w:tcW w:w="1617" w:type="dxa"/>
+            <w:tcBorders>
+              <w:top w:val="single" w:sz="4" w:space="0" w:color="auto"/>
+              <w:left w:val="single" w:sz="4" w:space="0" w:color="auto"/>
+              <w:bottom w:val="single" w:sz="4" w:space="0" w:color="auto"/>
+              <w:right w:val="single" w:sz="4" w:space="0" w:color="auto"/>
+            </w:tcBorders>
+          </w:tcPr>
+          <w:p>
+            <w:pPr>
+              <w:rPr>
                 <w:bCs/>
               </w:rPr>
             </w:pPr>
@@ -400,91 +379,62 @@
         </w:tc>
         <w:tc>
           <w:tcPr>
-            <w:tcW w:w="5154" w:type="dxa"/>
-            <w:tcBorders>
-              <w:top w:val="single" w:sz="4" w:space="0" w:color="auto"/>
-              <w:left w:val="single" w:sz="4" w:space="0" w:color="auto"/>
-              <w:bottom w:val="single" w:sz="4" w:space="0" w:color="auto"/>
-              <w:right w:val="single" w:sz="4" w:space="0" w:color="auto"/>
-            </w:tcBorders>
-          </w:tcPr>
-          <w:p>
-            <w:pPr>
-              <w:rPr>
-                <w:rFonts w:hint="eastAsia"/>
-                <w:bCs/>
-              </w:rPr>
-            </w:pPr>
-            <w:r>
-              <w:rPr>
-                <w:rFonts w:hint="eastAsia"/>
-                <w:bCs/>
-              </w:rPr>
-              <w:t>长度为8</w:t>
-            </w:r>
-            <w:r>
-              <w:rPr>
-                <w:bCs/>
-              </w:rPr>
-              <w:t>~20</w:t>
-            </w:r>
-            <w:r>
-              <w:rPr>
-                <w:rFonts w:hint="eastAsia"/>
-                <w:bCs/>
-              </w:rPr>
-              <w:t>，非空，需包含数字、字母大小写，可包含特殊符号和下划线</w:t>
-            </w:r>
+            <w:tcW w:w="4712" w:type="dxa"/>
+            <w:tcBorders>
+              <w:top w:val="single" w:sz="4" w:space="0" w:color="auto"/>
+              <w:left w:val="single" w:sz="4" w:space="0" w:color="auto"/>
+              <w:bottom w:val="single" w:sz="4" w:space="0" w:color="auto"/>
+              <w:right w:val="single" w:sz="4" w:space="0" w:color="auto"/>
+            </w:tcBorders>
+          </w:tcPr>
+          <w:p>
+            <w:pPr>
+              <w:rPr>
+                <w:bCs/>
+              </w:rPr>
+            </w:pPr>
           </w:p>
         </w:tc>
       </w:tr>
       <w:tr>
         <w:tc>
           <w:tcPr>
-            <w:tcW w:w="1543" w:type="dxa"/>
-            <w:tcBorders>
-              <w:top w:val="single" w:sz="4" w:space="0" w:color="auto"/>
-              <w:left w:val="single" w:sz="4" w:space="0" w:color="auto"/>
-              <w:bottom w:val="single" w:sz="4" w:space="0" w:color="auto"/>
-              <w:right w:val="single" w:sz="4" w:space="0" w:color="auto"/>
-            </w:tcBorders>
-          </w:tcPr>
-          <w:p>
-            <w:pPr>
-              <w:rPr>
-                <w:rFonts w:hint="eastAsia"/>
-                <w:bCs/>
-              </w:rPr>
-            </w:pPr>
-            <w:r>
-              <w:rPr>
-                <w:rFonts w:hint="eastAsia"/>
-                <w:bCs/>
-              </w:rPr>
-              <w:t>Photo</w:t>
-            </w:r>
-            <w:r>
-              <w:rPr>
-                <w:bCs/>
-              </w:rPr>
-              <w:t>_link</w:t>
-            </w:r>
-          </w:p>
-        </w:tc>
-        <w:tc>
-          <w:tcPr>
-            <w:tcW w:w="1700" w:type="dxa"/>
-            <w:tcBorders>
-              <w:top w:val="single" w:sz="4" w:space="0" w:color="auto"/>
-              <w:left w:val="single" w:sz="4" w:space="0" w:color="auto"/>
-              <w:bottom w:val="single" w:sz="4" w:space="0" w:color="auto"/>
-              <w:right w:val="single" w:sz="4" w:space="0" w:color="auto"/>
-            </w:tcBorders>
-          </w:tcPr>
-          <w:p>
-            <w:pPr>
-              <w:rPr>
-                <w:rFonts w:hint="eastAsia"/>
+            <w:tcW w:w="1502" w:type="dxa"/>
+            <w:tcBorders>
+              <w:top w:val="single" w:sz="4" w:space="0" w:color="auto"/>
+              <w:left w:val="single" w:sz="4" w:space="0" w:color="auto"/>
+              <w:bottom w:val="single" w:sz="4" w:space="0" w:color="auto"/>
+              <w:right w:val="single" w:sz="4" w:space="0" w:color="auto"/>
+            </w:tcBorders>
+          </w:tcPr>
+          <w:p>
+            <w:pPr>
+              <w:rPr>
+                <w:bCs/>
+              </w:rPr>
+            </w:pPr>
+            <w:r>
+              <w:rPr>
+                <w:rFonts w:hint="eastAsia"/>
+                <w:bCs/>
+              </w:rPr>
+              <w:t>Name</w:t>
+            </w:r>
+          </w:p>
+        </w:tc>
+        <w:tc>
+          <w:tcPr>
+            <w:tcW w:w="1617" w:type="dxa"/>
+            <w:tcBorders>
+              <w:top w:val="single" w:sz="4" w:space="0" w:color="auto"/>
+              <w:left w:val="single" w:sz="4" w:space="0" w:color="auto"/>
+              <w:bottom w:val="single" w:sz="4" w:space="0" w:color="auto"/>
+              <w:right w:val="single" w:sz="4" w:space="0" w:color="auto"/>
+            </w:tcBorders>
+          </w:tcPr>
+          <w:p>
+            <w:pPr>
+              <w:rPr>
                 <w:bCs/>
               </w:rPr>
             </w:pPr>
@@ -499,132 +449,57 @@
         </w:tc>
         <w:tc>
           <w:tcPr>
-            <w:tcW w:w="5154" w:type="dxa"/>
-            <w:tcBorders>
-              <w:top w:val="single" w:sz="4" w:space="0" w:color="auto"/>
-              <w:left w:val="single" w:sz="4" w:space="0" w:color="auto"/>
-              <w:bottom w:val="single" w:sz="4" w:space="0" w:color="auto"/>
-              <w:right w:val="single" w:sz="4" w:space="0" w:color="auto"/>
-            </w:tcBorders>
-          </w:tcPr>
-          <w:p>
-            <w:pPr>
-              <w:rPr>
-                <w:rFonts w:hint="eastAsia"/>
-                <w:bCs/>
-              </w:rPr>
-            </w:pPr>
+            <w:tcW w:w="4712" w:type="dxa"/>
+            <w:tcBorders>
+              <w:top w:val="single" w:sz="4" w:space="0" w:color="auto"/>
+              <w:left w:val="single" w:sz="4" w:space="0" w:color="auto"/>
+              <w:bottom w:val="single" w:sz="4" w:space="0" w:color="auto"/>
+              <w:right w:val="single" w:sz="4" w:space="0" w:color="auto"/>
+            </w:tcBorders>
+          </w:tcPr>
+          <w:p>
+            <w:pPr>
+              <w:rPr>
+                <w:bCs/>
+              </w:rPr>
+            </w:pPr>
+            <w:r>
+              <w:rPr>
+                <w:rFonts w:hint="eastAsia"/>
+                <w:bCs/>
+              </w:rPr>
+              <w:t>长度为5</w:t>
+            </w:r>
+            <w:r>
+              <w:rPr>
+                <w:bCs/>
+              </w:rPr>
+              <w:t>~20</w:t>
+            </w:r>
+            <w:r>
+              <w:rPr>
+                <w:rFonts w:hint="eastAsia"/>
+                <w:bCs/>
+              </w:rPr>
+              <w:t>，非空，唯一</w:t>
+            </w:r>
           </w:p>
         </w:tc>
       </w:tr>
       <w:tr>
         <w:tc>
           <w:tcPr>
-            <w:tcW w:w="1543" w:type="dxa"/>
-            <w:tcBorders>
-              <w:top w:val="single" w:sz="4" w:space="0" w:color="auto"/>
-              <w:left w:val="single" w:sz="4" w:space="0" w:color="auto"/>
-              <w:bottom w:val="single" w:sz="4" w:space="0" w:color="auto"/>
-              <w:right w:val="single" w:sz="4" w:space="0" w:color="auto"/>
-            </w:tcBorders>
-          </w:tcPr>
-          <w:p>
-            <w:pPr>
-              <w:rPr>
-                <w:rFonts w:hint="eastAsia"/>
-                <w:bCs/>
-              </w:rPr>
-            </w:pPr>
-            <w:r>
-              <w:rPr>
-                <w:rFonts w:hint="eastAsia"/>
-                <w:bCs/>
-              </w:rPr>
-              <w:t>Name</w:t>
-            </w:r>
-          </w:p>
-        </w:tc>
-        <w:tc>
-          <w:tcPr>
-            <w:tcW w:w="1700" w:type="dxa"/>
-            <w:tcBorders>
-              <w:top w:val="single" w:sz="4" w:space="0" w:color="auto"/>
-              <w:left w:val="single" w:sz="4" w:space="0" w:color="auto"/>
-              <w:bottom w:val="single" w:sz="4" w:space="0" w:color="auto"/>
-              <w:right w:val="single" w:sz="4" w:space="0" w:color="auto"/>
-            </w:tcBorders>
-          </w:tcPr>
-          <w:p>
-            <w:pPr>
-              <w:rPr>
-                <w:rFonts w:hint="eastAsia"/>
-                <w:bCs/>
-              </w:rPr>
-            </w:pPr>
-            <w:r>
-              <w:rPr>
-                <w:rFonts w:hint="eastAsia"/>
-                <w:bCs/>
-              </w:rPr>
-              <w:t>string</w:t>
-            </w:r>
-          </w:p>
-        </w:tc>
-        <w:tc>
-          <w:tcPr>
-            <w:tcW w:w="5154" w:type="dxa"/>
-            <w:tcBorders>
-              <w:top w:val="single" w:sz="4" w:space="0" w:color="auto"/>
-              <w:left w:val="single" w:sz="4" w:space="0" w:color="auto"/>
-              <w:bottom w:val="single" w:sz="4" w:space="0" w:color="auto"/>
-              <w:right w:val="single" w:sz="4" w:space="0" w:color="auto"/>
-            </w:tcBorders>
-          </w:tcPr>
-          <w:p>
-            <w:pPr>
-              <w:rPr>
-                <w:rFonts w:hint="eastAsia"/>
-                <w:bCs/>
-              </w:rPr>
-            </w:pPr>
-            <w:r>
-              <w:rPr>
-                <w:rFonts w:hint="eastAsia"/>
-                <w:bCs/>
-              </w:rPr>
-              <w:t>长度为5</w:t>
-            </w:r>
-            <w:r>
-              <w:rPr>
-                <w:bCs/>
-              </w:rPr>
-              <w:t>~20</w:t>
-            </w:r>
-            <w:r>
-              <w:rPr>
-                <w:rFonts w:hint="eastAsia"/>
-                <w:bCs/>
-              </w:rPr>
-              <w:t>，非空，唯一</w:t>
-            </w:r>
-          </w:p>
-        </w:tc>
-      </w:tr>
-      <w:tr>
-        <w:tc>
-          <w:tcPr>
-            <w:tcW w:w="1543" w:type="dxa"/>
-            <w:tcBorders>
-              <w:top w:val="single" w:sz="4" w:space="0" w:color="auto"/>
-              <w:left w:val="single" w:sz="4" w:space="0" w:color="auto"/>
-              <w:bottom w:val="single" w:sz="4" w:space="0" w:color="auto"/>
-              <w:right w:val="single" w:sz="4" w:space="0" w:color="auto"/>
-            </w:tcBorders>
-          </w:tcPr>
-          <w:p>
-            <w:pPr>
-              <w:rPr>
-                <w:rFonts w:hint="eastAsia"/>
+            <w:tcW w:w="1502" w:type="dxa"/>
+            <w:tcBorders>
+              <w:top w:val="single" w:sz="4" w:space="0" w:color="auto"/>
+              <w:left w:val="single" w:sz="4" w:space="0" w:color="auto"/>
+              <w:bottom w:val="single" w:sz="4" w:space="0" w:color="auto"/>
+              <w:right w:val="single" w:sz="4" w:space="0" w:color="auto"/>
+            </w:tcBorders>
+          </w:tcPr>
+          <w:p>
+            <w:pPr>
+              <w:rPr>
                 <w:bCs/>
               </w:rPr>
             </w:pPr>
@@ -639,18 +514,17 @@
         </w:tc>
         <w:tc>
           <w:tcPr>
-            <w:tcW w:w="1700" w:type="dxa"/>
-            <w:tcBorders>
-              <w:top w:val="single" w:sz="4" w:space="0" w:color="auto"/>
-              <w:left w:val="single" w:sz="4" w:space="0" w:color="auto"/>
-              <w:bottom w:val="single" w:sz="4" w:space="0" w:color="auto"/>
-              <w:right w:val="single" w:sz="4" w:space="0" w:color="auto"/>
-            </w:tcBorders>
-          </w:tcPr>
-          <w:p>
-            <w:pPr>
-              <w:rPr>
-                <w:rFonts w:hint="eastAsia"/>
+            <w:tcW w:w="1617" w:type="dxa"/>
+            <w:tcBorders>
+              <w:top w:val="single" w:sz="4" w:space="0" w:color="auto"/>
+              <w:left w:val="single" w:sz="4" w:space="0" w:color="auto"/>
+              <w:bottom w:val="single" w:sz="4" w:space="0" w:color="auto"/>
+              <w:right w:val="single" w:sz="4" w:space="0" w:color="auto"/>
+            </w:tcBorders>
+          </w:tcPr>
+          <w:p>
+            <w:pPr>
+              <w:rPr>
                 <w:bCs/>
               </w:rPr>
             </w:pPr>
@@ -671,18 +545,17 @@
         </w:tc>
         <w:tc>
           <w:tcPr>
-            <w:tcW w:w="5154" w:type="dxa"/>
-            <w:tcBorders>
-              <w:top w:val="single" w:sz="4" w:space="0" w:color="auto"/>
-              <w:left w:val="single" w:sz="4" w:space="0" w:color="auto"/>
-              <w:bottom w:val="single" w:sz="4" w:space="0" w:color="auto"/>
-              <w:right w:val="single" w:sz="4" w:space="0" w:color="auto"/>
-            </w:tcBorders>
-          </w:tcPr>
-          <w:p>
-            <w:pPr>
-              <w:rPr>
-                <w:rFonts w:hint="eastAsia"/>
+            <w:tcW w:w="4712" w:type="dxa"/>
+            <w:tcBorders>
+              <w:top w:val="single" w:sz="4" w:space="0" w:color="auto"/>
+              <w:left w:val="single" w:sz="4" w:space="0" w:color="auto"/>
+              <w:bottom w:val="single" w:sz="4" w:space="0" w:color="auto"/>
+              <w:right w:val="single" w:sz="4" w:space="0" w:color="auto"/>
+            </w:tcBorders>
+          </w:tcPr>
+          <w:p>
+            <w:pPr>
+              <w:rPr>
                 <w:bCs/>
               </w:rPr>
             </w:pPr>
@@ -706,9 +579,6 @@
           <w:numId w:val="1"/>
         </w:numPr>
         <w:ind w:firstLineChars="0"/>
-        <w:rPr>
-          <w:rFonts w:hint="eastAsia"/>
-        </w:rPr>
       </w:pPr>
       <w:r>
         <w:t>F</w:t>
@@ -874,7 +744,13 @@
                 <w:rFonts w:hint="eastAsia"/>
                 <w:bCs/>
               </w:rPr>
-              <w:t>string</w:t>
+              <w:t>n</w:t>
+            </w:r>
+            <w:r>
+              <w:rPr>
+                <w:bCs/>
+              </w:rPr>
+              <w:t>umber</w:t>
             </w:r>
           </w:p>
         </w:tc>
@@ -892,7 +768,6 @@
           <w:p>
             <w:pPr>
               <w:rPr>
-                <w:rFonts w:hint="eastAsia"/>
                 <w:bCs/>
               </w:rPr>
             </w:pPr>
@@ -934,14 +809,7 @@
                 <w:rFonts w:hint="eastAsia"/>
                 <w:bCs/>
               </w:rPr>
-              <w:t>作为联合</w:t>
-            </w:r>
-            <w:r>
-              <w:rPr>
-                <w:rFonts w:hint="eastAsia"/>
-                <w:bCs/>
-              </w:rPr>
-              <w:t>主键</w:t>
+              <w:t>作为联合主键</w:t>
             </w:r>
           </w:p>
         </w:tc>
@@ -961,7 +829,6 @@
           <w:p>
             <w:pPr>
               <w:rPr>
-                <w:rFonts w:hint="eastAsia"/>
                 <w:bCs/>
               </w:rPr>
             </w:pPr>
@@ -994,16 +861,21 @@
           <w:p>
             <w:pPr>
               <w:rPr>
-                <w:rFonts w:hint="eastAsia"/>
-                <w:bCs/>
-              </w:rPr>
-            </w:pPr>
-            <w:r>
-              <w:rPr>
-                <w:rFonts w:hint="eastAsia"/>
-                <w:bCs/>
-              </w:rPr>
-              <w:t>string</w:t>
+                <w:bCs/>
+              </w:rPr>
+            </w:pPr>
+            <w:r>
+              <w:rPr>
+                <w:rFonts w:hint="eastAsia"/>
+                <w:bCs/>
+              </w:rPr>
+              <w:t>n</w:t>
+            </w:r>
+            <w:r>
+              <w:rPr>
+                <w:bCs/>
+              </w:rPr>
+              <w:t>umber</w:t>
             </w:r>
           </w:p>
         </w:tc>
@@ -1242,7 +1114,13 @@
                 <w:rFonts w:hint="eastAsia"/>
                 <w:bCs/>
               </w:rPr>
-              <w:t>string</w:t>
+              <w:t>n</w:t>
+            </w:r>
+            <w:r>
+              <w:rPr>
+                <w:bCs/>
+              </w:rPr>
+              <w:t>umber</w:t>
             </w:r>
           </w:p>
         </w:tc>
@@ -1260,7 +1138,6 @@
           <w:p>
             <w:pPr>
               <w:rPr>
-                <w:rFonts w:hint="eastAsia"/>
                 <w:bCs/>
               </w:rPr>
             </w:pPr>
@@ -1315,7 +1192,6 @@
           <w:p>
             <w:pPr>
               <w:rPr>
-                <w:rFonts w:hint="eastAsia"/>
                 <w:bCs/>
               </w:rPr>
             </w:pPr>
@@ -1354,16 +1230,21 @@
           <w:p>
             <w:pPr>
               <w:rPr>
-                <w:rFonts w:hint="eastAsia"/>
-                <w:bCs/>
-              </w:rPr>
-            </w:pPr>
-            <w:r>
-              <w:rPr>
-                <w:rFonts w:hint="eastAsia"/>
-                <w:bCs/>
-              </w:rPr>
-              <w:t>string</w:t>
+                <w:bCs/>
+              </w:rPr>
+            </w:pPr>
+            <w:r>
+              <w:rPr>
+                <w:rFonts w:hint="eastAsia"/>
+                <w:bCs/>
+              </w:rPr>
+              <w:t>n</w:t>
+            </w:r>
+            <w:r>
+              <w:rPr>
+                <w:bCs/>
+              </w:rPr>
+              <w:t>umber</w:t>
             </w:r>
           </w:p>
         </w:tc>
@@ -1447,7 +1328,6 @@
           <w:p>
             <w:pPr>
               <w:rPr>
-                <w:rFonts w:hint="eastAsia"/>
                 <w:bCs/>
               </w:rPr>
             </w:pPr>
@@ -1473,7 +1353,6 @@
           <w:p>
             <w:pPr>
               <w:rPr>
-                <w:rFonts w:hint="eastAsia"/>
                 <w:bCs/>
               </w:rPr>
             </w:pPr>
@@ -1505,7 +1384,6 @@
           <w:p>
             <w:pPr>
               <w:rPr>
-                <w:rFonts w:hint="eastAsia"/>
                 <w:bCs/>
               </w:rPr>
             </w:pPr>
@@ -1717,7 +1595,13 @@
                 <w:rFonts w:hint="eastAsia"/>
                 <w:bCs/>
               </w:rPr>
-              <w:t>string</w:t>
+              <w:t>n</w:t>
+            </w:r>
+            <w:r>
+              <w:rPr>
+                <w:bCs/>
+              </w:rPr>
+              <w:t>umber</w:t>
             </w:r>
           </w:p>
         </w:tc>
@@ -1735,7 +1619,6 @@
           <w:p>
             <w:pPr>
               <w:rPr>
-                <w:rFonts w:hint="eastAsia"/>
                 <w:bCs/>
               </w:rPr>
             </w:pPr>
@@ -1790,7 +1673,6 @@
           <w:p>
             <w:pPr>
               <w:rPr>
-                <w:rFonts w:hint="eastAsia"/>
                 <w:bCs/>
               </w:rPr>
             </w:pPr>
@@ -1829,16 +1711,21 @@
           <w:p>
             <w:pPr>
               <w:rPr>
-                <w:rFonts w:hint="eastAsia"/>
-                <w:bCs/>
-              </w:rPr>
-            </w:pPr>
-            <w:r>
-              <w:rPr>
-                <w:rFonts w:hint="eastAsia"/>
-                <w:bCs/>
-              </w:rPr>
-              <w:t>string</w:t>
+                <w:bCs/>
+              </w:rPr>
+            </w:pPr>
+            <w:r>
+              <w:rPr>
+                <w:rFonts w:hint="eastAsia"/>
+                <w:bCs/>
+              </w:rPr>
+              <w:t>n</w:t>
+            </w:r>
+            <w:r>
+              <w:rPr>
+                <w:bCs/>
+              </w:rPr>
+              <w:t>umber</w:t>
             </w:r>
           </w:p>
         </w:tc>
@@ -1922,7 +1809,6 @@
           <w:p>
             <w:pPr>
               <w:rPr>
-                <w:rFonts w:hint="eastAsia"/>
                 <w:bCs/>
               </w:rPr>
             </w:pPr>
@@ -1948,7 +1834,6 @@
           <w:p>
             <w:pPr>
               <w:rPr>
-                <w:rFonts w:hint="eastAsia"/>
                 <w:bCs/>
               </w:rPr>
             </w:pPr>
@@ -1980,7 +1865,6 @@
           <w:p>
             <w:pPr>
               <w:rPr>
-                <w:rFonts w:hint="eastAsia"/>
                 <w:bCs/>
               </w:rPr>
             </w:pPr>
@@ -2021,13 +1905,7 @@
         </w:tc>
       </w:tr>
     </w:tbl>
-    <w:p>
-      <w:pPr>
-        <w:rPr>
-          <w:rFonts w:hint="eastAsia"/>
-        </w:rPr>
-      </w:pPr>
-    </w:p>
+    <w:p/>
     <w:p>
       <w:pPr>
         <w:pStyle w:val="a3"/>
@@ -2161,7 +2039,6 @@
           <w:p>
             <w:pPr>
               <w:rPr>
-                <w:rFonts w:hint="eastAsia"/>
                 <w:bCs/>
               </w:rPr>
             </w:pPr>
@@ -2202,7 +2079,13 @@
                 <w:rFonts w:hint="eastAsia"/>
                 <w:bCs/>
               </w:rPr>
-              <w:t>string</w:t>
+              <w:t>n</w:t>
+            </w:r>
+            <w:r>
+              <w:rPr>
+                <w:bCs/>
+              </w:rPr>
+              <w:t>umber</w:t>
             </w:r>
           </w:p>
         </w:tc>
@@ -2220,7 +2103,6 @@
           <w:p>
             <w:pPr>
               <w:rPr>
-                <w:rFonts w:hint="eastAsia"/>
                 <w:bCs/>
               </w:rPr>
             </w:pPr>
@@ -2275,7 +2157,6 @@
           <w:p>
             <w:pPr>
               <w:rPr>
-                <w:rFonts w:hint="eastAsia"/>
                 <w:bCs/>
               </w:rPr>
             </w:pPr>
@@ -2314,16 +2195,21 @@
           <w:p>
             <w:pPr>
               <w:rPr>
-                <w:rFonts w:hint="eastAsia"/>
-                <w:bCs/>
-              </w:rPr>
-            </w:pPr>
-            <w:r>
-              <w:rPr>
-                <w:rFonts w:hint="eastAsia"/>
-                <w:bCs/>
-              </w:rPr>
-              <w:t>string</w:t>
+                <w:bCs/>
+              </w:rPr>
+            </w:pPr>
+            <w:r>
+              <w:rPr>
+                <w:rFonts w:hint="eastAsia"/>
+                <w:bCs/>
+              </w:rPr>
+              <w:t>n</w:t>
+            </w:r>
+            <w:r>
+              <w:rPr>
+                <w:bCs/>
+              </w:rPr>
+              <w:t>umber</w:t>
             </w:r>
           </w:p>
         </w:tc>
@@ -2407,7 +2293,6 @@
           <w:p>
             <w:pPr>
               <w:rPr>
-                <w:rFonts w:hint="eastAsia"/>
                 <w:bCs/>
               </w:rPr>
             </w:pPr>
@@ -2433,7 +2318,6 @@
           <w:p>
             <w:pPr>
               <w:rPr>
-                <w:rFonts w:hint="eastAsia"/>
                 <w:bCs/>
               </w:rPr>
             </w:pPr>
@@ -2465,7 +2349,6 @@
           <w:p>
             <w:pPr>
               <w:rPr>
-                <w:rFonts w:hint="eastAsia"/>
                 <w:bCs/>
               </w:rPr>
             </w:pPr>
@@ -2519,7 +2402,6 @@
           <w:p>
             <w:pPr>
               <w:rPr>
-                <w:rFonts w:hint="eastAsia"/>
                 <w:bCs/>
               </w:rPr>
             </w:pPr>
@@ -2569,7 +2451,6 @@
           <w:p>
             <w:pPr>
               <w:rPr>
-                <w:rFonts w:hint="eastAsia"/>
                 <w:bCs/>
               </w:rPr>
             </w:pPr>
@@ -2603,7 +2484,6 @@
           <w:p>
             <w:pPr>
               <w:rPr>
-                <w:rFonts w:hint="eastAsia"/>
                 <w:bCs/>
               </w:rPr>
             </w:pPr>
@@ -2629,7 +2509,6 @@
           <w:p>
             <w:pPr>
               <w:rPr>
-                <w:rFonts w:hint="eastAsia"/>
                 <w:bCs/>
               </w:rPr>
             </w:pPr>
@@ -2655,7 +2534,6 @@
           <w:p>
             <w:pPr>
               <w:rPr>
-                <w:rFonts w:hint="eastAsia"/>
                 <w:bCs/>
               </w:rPr>
             </w:pPr>
@@ -2813,7 +2691,6 @@
           <w:p>
             <w:pPr>
               <w:rPr>
-                <w:rFonts w:hint="eastAsia"/>
                 <w:bCs/>
               </w:rPr>
             </w:pPr>
@@ -2845,16 +2722,21 @@
           <w:p>
             <w:pPr>
               <w:rPr>
-                <w:rFonts w:hint="eastAsia"/>
-                <w:bCs/>
-              </w:rPr>
-            </w:pPr>
-            <w:r>
-              <w:rPr>
-                <w:rFonts w:hint="eastAsia"/>
-                <w:bCs/>
-              </w:rPr>
-              <w:t>string</w:t>
+                <w:bCs/>
+              </w:rPr>
+            </w:pPr>
+            <w:r>
+              <w:rPr>
+                <w:rFonts w:hint="eastAsia"/>
+                <w:bCs/>
+              </w:rPr>
+              <w:t>n</w:t>
+            </w:r>
+            <w:r>
+              <w:rPr>
+                <w:bCs/>
+              </w:rPr>
+              <w:t>umber</w:t>
             </w:r>
           </w:p>
         </w:tc>
@@ -2871,7 +2753,6 @@
           <w:p>
             <w:pPr>
               <w:rPr>
-                <w:rFonts w:hint="eastAsia"/>
                 <w:bCs/>
               </w:rPr>
             </w:pPr>
@@ -2913,7 +2794,6 @@
           <w:p>
             <w:pPr>
               <w:rPr>
-                <w:rFonts w:hint="eastAsia"/>
                 <w:bCs/>
               </w:rPr>
             </w:pPr>
@@ -2954,7 +2834,13 @@
                 <w:rFonts w:hint="eastAsia"/>
                 <w:bCs/>
               </w:rPr>
-              <w:t>string</w:t>
+              <w:t>n</w:t>
+            </w:r>
+            <w:r>
+              <w:rPr>
+                <w:bCs/>
+              </w:rPr>
+              <w:t>umber</w:t>
             </w:r>
           </w:p>
         </w:tc>
@@ -2972,7 +2858,6 @@
           <w:p>
             <w:pPr>
               <w:rPr>
-                <w:rFonts w:hint="eastAsia"/>
                 <w:bCs/>
               </w:rPr>
             </w:pPr>
@@ -3001,7 +2886,6 @@
           <w:p>
             <w:pPr>
               <w:rPr>
-                <w:rFonts w:hint="eastAsia"/>
                 <w:bCs/>
               </w:rPr>
             </w:pPr>
@@ -3040,16 +2924,21 @@
           <w:p>
             <w:pPr>
               <w:rPr>
-                <w:rFonts w:hint="eastAsia"/>
-                <w:bCs/>
-              </w:rPr>
-            </w:pPr>
-            <w:r>
-              <w:rPr>
-                <w:rFonts w:hint="eastAsia"/>
-                <w:bCs/>
-              </w:rPr>
-              <w:t>string</w:t>
+                <w:bCs/>
+              </w:rPr>
+            </w:pPr>
+            <w:r>
+              <w:rPr>
+                <w:rFonts w:hint="eastAsia"/>
+                <w:bCs/>
+              </w:rPr>
+              <w:t>n</w:t>
+            </w:r>
+            <w:r>
+              <w:rPr>
+                <w:bCs/>
+              </w:rPr>
+              <w:t>umber</w:t>
             </w:r>
           </w:p>
         </w:tc>
@@ -3107,7 +2996,6 @@
           <w:p>
             <w:pPr>
               <w:rPr>
-                <w:rFonts w:hint="eastAsia"/>
                 <w:bCs/>
               </w:rPr>
             </w:pPr>
@@ -3133,7 +3021,6 @@
           <w:p>
             <w:pPr>
               <w:rPr>
-                <w:rFonts w:hint="eastAsia"/>
                 <w:bCs/>
               </w:rPr>
             </w:pPr>
@@ -3165,7 +3052,6 @@
           <w:p>
             <w:pPr>
               <w:rPr>
-                <w:rFonts w:hint="eastAsia"/>
                 <w:bCs/>
               </w:rPr>
             </w:pPr>
@@ -3212,7 +3098,6 @@
           <w:p>
             <w:pPr>
               <w:rPr>
-                <w:rFonts w:hint="eastAsia"/>
                 <w:bCs/>
               </w:rPr>
             </w:pPr>
@@ -3274,7 +3159,6 @@
           <w:p>
             <w:pPr>
               <w:rPr>
-                <w:rFonts w:hint="eastAsia"/>
                 <w:bCs/>
               </w:rPr>
             </w:pPr>
@@ -3302,23 +3186,15 @@
           <w:p>
             <w:pPr>
               <w:rPr>
-                <w:rFonts w:hint="eastAsia"/>
-                <w:bCs/>
-              </w:rPr>
-            </w:pPr>
-            <w:r>
-              <w:rPr>
-                <w:rFonts w:hint="eastAsia"/>
-                <w:bCs/>
-              </w:rPr>
-              <w:t>S</w:t>
-            </w:r>
-            <w:r>
-              <w:rPr>
-                <w:rFonts w:hint="eastAsia"/>
-                <w:bCs/>
-              </w:rPr>
-              <w:t>tate</w:t>
+                <w:bCs/>
+              </w:rPr>
+            </w:pPr>
+            <w:r>
+              <w:rPr>
+                <w:rFonts w:hint="eastAsia"/>
+                <w:bCs/>
+              </w:rPr>
+              <w:t>State</w:t>
             </w:r>
           </w:p>
         </w:tc>
@@ -3335,7 +3211,6 @@
           <w:p>
             <w:pPr>
               <w:rPr>
-                <w:rFonts w:hint="eastAsia"/>
                 <w:bCs/>
               </w:rPr>
             </w:pPr>
@@ -3367,7 +3242,6 @@
           <w:p>
             <w:pPr>
               <w:rPr>
-                <w:rFonts w:hint="eastAsia"/>
                 <w:bCs/>
               </w:rPr>
             </w:pPr>
@@ -3424,14 +3298,7 @@
               <w:rPr>
                 <w:bCs/>
               </w:rPr>
-              <w:t>支</w:t>
-            </w:r>
-            <w:r>
-              <w:rPr>
-                <w:bCs/>
-              </w:rPr>
-              <w:lastRenderedPageBreak/>
-              <w:t>付成功</w:t>
+              <w:t>支付成功</w:t>
             </w:r>
             <w:r>
               <w:rPr>
@@ -3641,7 +3508,13 @@
                 <w:rFonts w:hint="eastAsia"/>
                 <w:bCs/>
               </w:rPr>
-              <w:t>string</w:t>
+              <w:t>n</w:t>
+            </w:r>
+            <w:r>
+              <w:rPr>
+                <w:bCs/>
+              </w:rPr>
+              <w:t>umber</w:t>
             </w:r>
           </w:p>
         </w:tc>
@@ -3659,7 +3532,6 @@
           <w:p>
             <w:pPr>
               <w:rPr>
-                <w:rFonts w:hint="eastAsia"/>
                 <w:bCs/>
               </w:rPr>
             </w:pPr>
@@ -3701,7 +3573,6 @@
           <w:p>
             <w:pPr>
               <w:rPr>
-                <w:rFonts w:hint="eastAsia"/>
                 <w:bCs/>
               </w:rPr>
             </w:pPr>
@@ -3734,7 +3605,6 @@
           <w:p>
             <w:pPr>
               <w:rPr>
-                <w:rFonts w:hint="eastAsia"/>
                 <w:bCs/>
               </w:rPr>
             </w:pPr>
@@ -3788,7 +3658,6 @@
           <w:p>
             <w:pPr>
               <w:rPr>
-                <w:rFonts w:hint="eastAsia"/>
                 <w:bCs/>
               </w:rPr>
             </w:pPr>
@@ -3820,7 +3689,6 @@
           <w:p>
             <w:pPr>
               <w:rPr>
-                <w:rFonts w:hint="eastAsia"/>
                 <w:bCs/>
               </w:rPr>
             </w:pPr>
@@ -3846,7 +3714,6 @@
           <w:p>
             <w:pPr>
               <w:rPr>
-                <w:rFonts w:hint="eastAsia"/>
                 <w:bCs/>
               </w:rPr>
             </w:pPr>
@@ -3874,7 +3741,6 @@
           <w:p>
             <w:pPr>
               <w:rPr>
-                <w:rFonts w:hint="eastAsia"/>
                 <w:bCs/>
               </w:rPr>
             </w:pPr>
@@ -3912,7 +3778,6 @@
           <w:p>
             <w:pPr>
               <w:rPr>
-                <w:rFonts w:hint="eastAsia"/>
                 <w:bCs/>
               </w:rPr>
             </w:pPr>
@@ -3938,7 +3803,6 @@
           <w:p>
             <w:pPr>
               <w:rPr>
-                <w:rFonts w:hint="eastAsia"/>
                 <w:bCs/>
               </w:rPr>
             </w:pPr>
@@ -3959,7 +3823,6 @@
           <w:p>
             <w:pPr>
               <w:rPr>
-                <w:rFonts w:hint="eastAsia"/>
                 <w:bCs/>
               </w:rPr>
             </w:pPr>
@@ -3985,7 +3848,6 @@
           <w:p>
             <w:pPr>
               <w:rPr>
-                <w:rFonts w:hint="eastAsia"/>
                 <w:bCs/>
               </w:rPr>
             </w:pPr>
@@ -4011,7 +3873,6 @@
           <w:p>
             <w:pPr>
               <w:rPr>
-                <w:rFonts w:hint="eastAsia"/>
                 <w:bCs/>
               </w:rPr>
             </w:pPr>
@@ -4052,7 +3913,6 @@
           <w:p>
             <w:pPr>
               <w:rPr>
-                <w:rFonts w:hint="eastAsia"/>
                 <w:bCs/>
               </w:rPr>
             </w:pPr>
@@ -4084,16 +3944,21 @@
           <w:p>
             <w:pPr>
               <w:rPr>
-                <w:rFonts w:hint="eastAsia"/>
-                <w:bCs/>
-              </w:rPr>
-            </w:pPr>
-            <w:r>
-              <w:rPr>
-                <w:rFonts w:hint="eastAsia"/>
-                <w:bCs/>
-              </w:rPr>
-              <w:t>String</w:t>
+                <w:bCs/>
+              </w:rPr>
+            </w:pPr>
+            <w:r>
+              <w:rPr>
+                <w:bCs/>
+              </w:rPr>
+              <w:t>s</w:t>
+            </w:r>
+            <w:r>
+              <w:rPr>
+                <w:rFonts w:hint="eastAsia"/>
+                <w:bCs/>
+              </w:rPr>
+              <w:t>tring</w:t>
             </w:r>
           </w:p>
         </w:tc>
@@ -4110,7 +3975,6 @@
           <w:p>
             <w:pPr>
               <w:rPr>
-                <w:rFonts w:hint="eastAsia"/>
                 <w:bCs/>
               </w:rPr>
             </w:pPr>
@@ -4144,7 +4008,6 @@
           <w:p>
             <w:pPr>
               <w:rPr>
-                <w:rFonts w:hint="eastAsia"/>
                 <w:bCs/>
               </w:rPr>
             </w:pPr>
@@ -4170,7 +4033,6 @@
           <w:p>
             <w:pPr>
               <w:rPr>
-                <w:rFonts w:hint="eastAsia"/>
                 <w:bCs/>
               </w:rPr>
             </w:pPr>
@@ -4196,7 +4058,6 @@
           <w:p>
             <w:pPr>
               <w:rPr>
-                <w:rFonts w:hint="eastAsia"/>
                 <w:bCs/>
               </w:rPr>
             </w:pPr>
@@ -4224,7 +4085,6 @@
           <w:p>
             <w:pPr>
               <w:rPr>
-                <w:rFonts w:hint="eastAsia"/>
                 <w:bCs/>
               </w:rPr>
             </w:pPr>
@@ -4256,7 +4116,6 @@
           <w:p>
             <w:pPr>
               <w:rPr>
-                <w:rFonts w:hint="eastAsia"/>
                 <w:bCs/>
               </w:rPr>
             </w:pPr>
@@ -4288,7 +4147,6 @@
           <w:p>
             <w:pPr>
               <w:rPr>
-                <w:rFonts w:hint="eastAsia"/>
                 <w:bCs/>
               </w:rPr>
             </w:pPr>
@@ -4453,7 +4311,6 @@
           <w:p>
             <w:pPr>
               <w:rPr>
-                <w:rFonts w:hint="eastAsia"/>
                 <w:bCs/>
               </w:rPr>
             </w:pPr>
@@ -4479,16 +4336,21 @@
           <w:p>
             <w:pPr>
               <w:rPr>
-                <w:rFonts w:hint="eastAsia"/>
-                <w:bCs/>
-              </w:rPr>
-            </w:pPr>
-            <w:r>
-              <w:rPr>
-                <w:rFonts w:hint="eastAsia"/>
-                <w:bCs/>
-              </w:rPr>
-              <w:t>string</w:t>
+                <w:bCs/>
+              </w:rPr>
+            </w:pPr>
+            <w:r>
+              <w:rPr>
+                <w:rFonts w:hint="eastAsia"/>
+                <w:bCs/>
+              </w:rPr>
+              <w:t>n</w:t>
+            </w:r>
+            <w:r>
+              <w:rPr>
+                <w:bCs/>
+              </w:rPr>
+              <w:t>umber</w:t>
             </w:r>
           </w:p>
         </w:tc>
@@ -4514,13 +4376,13 @@
                 <w:rFonts w:hint="eastAsia"/>
                 <w:bCs/>
               </w:rPr>
-              <w:t>长度为1</w:t>
-            </w:r>
-            <w:r>
-              <w:rPr>
-                <w:bCs/>
-              </w:rPr>
-              <w:t>2~15</w:t>
+              <w:t>长度为</w:t>
+            </w:r>
+            <w:r>
+              <w:rPr>
+                <w:bCs/>
+              </w:rPr>
+              <w:t>8</w:t>
             </w:r>
             <w:r>
               <w:rPr>
@@ -4553,7 +4415,6 @@
           <w:p>
             <w:pPr>
               <w:rPr>
-                <w:rFonts w:hint="eastAsia"/>
                 <w:bCs/>
               </w:rPr>
             </w:pPr>
@@ -4579,7 +4440,6 @@
           <w:p>
             <w:pPr>
               <w:rPr>
-                <w:rFonts w:hint="eastAsia"/>
                 <w:bCs/>
               </w:rPr>
             </w:pPr>
@@ -4605,7 +4465,6 @@
           <w:p>
             <w:pPr>
               <w:rPr>
-                <w:rFonts w:hint="eastAsia"/>
                 <w:bCs/>
               </w:rPr>
             </w:pPr>
@@ -4633,13 +4492,7 @@
         </w:tc>
       </w:tr>
     </w:tbl>
-    <w:p>
-      <w:pPr>
-        <w:rPr>
-          <w:rFonts w:hint="eastAsia"/>
-        </w:rPr>
-      </w:pPr>
-    </w:p>
+    <w:p/>
     <w:sectPr>
       <w:pgSz w:w="11906" w:h="16838"/>
       <w:pgMar w:top="1440" w:right="1800" w:bottom="1440" w:left="1800" w:header="851" w:footer="992" w:gutter="0"/>
